--- a/MATLAB/Exp8.docx
+++ b/MATLAB/Exp8.docx
@@ -17,13 +17,7 @@
         <w:rPr>
           <w:rFonts w:ascii="Times New Roman" w:hAnsi="Times New Roman" w:cs="Times New Roman"/>
         </w:rPr>
-        <w:t>Aim</w:t>
-      </w:r>
-      <w:r>
-        <w:rPr>
-          <w:rFonts w:ascii="Times New Roman" w:hAnsi="Times New Roman" w:cs="Times New Roman"/>
-        </w:rPr>
-        <w:t>:</w:t>
+        <w:t>Aim:</w:t>
       </w:r>
     </w:p>
     <w:p>
@@ -41,21 +35,7 @@
         <w:rPr>
           <w:rFonts w:ascii="Times New Roman" w:hAnsi="Times New Roman" w:cs="Times New Roman"/>
         </w:rPr>
-        <w:t xml:space="preserve">To generate an Amplitude Modulated (AM) signal, introduce Additive White Gaussian Noise (AWGN), and </w:t>
-      </w:r>
-      <w:proofErr w:type="spellStart"/>
-      <w:r>
-        <w:rPr>
-          <w:rFonts w:ascii="Times New Roman" w:hAnsi="Times New Roman" w:cs="Times New Roman"/>
-        </w:rPr>
-        <w:t>analyze</w:t>
-      </w:r>
-      <w:proofErr w:type="spellEnd"/>
-      <w:r>
-        <w:rPr>
-          <w:rFonts w:ascii="Times New Roman" w:hAnsi="Times New Roman" w:cs="Times New Roman"/>
-        </w:rPr>
-        <w:t xml:space="preserve"> the effect of noise on the transmitted signal using MATLAB. </w:t>
+        <w:t xml:space="preserve">To generate an Amplitude Modulated (AM) signal, introduce Additive White Gaussian Noise (AWGN), and analyze the effect of noise on the transmitted signal using MATLAB. </w:t>
       </w:r>
     </w:p>
     <w:p>
@@ -97,19 +77,11 @@
           <w:rFonts w:ascii="Times New Roman" w:hAnsi="Times New Roman" w:cs="Times New Roman"/>
         </w:rPr>
       </w:pPr>
-      <w:proofErr w:type="spellStart"/>
-      <w:r>
-        <w:rPr>
-          <w:rFonts w:ascii="Times New Roman" w:hAnsi="Times New Roman" w:cs="Times New Roman"/>
-        </w:rPr>
-        <w:t>clc</w:t>
-      </w:r>
-      <w:proofErr w:type="spellEnd"/>
-      <w:r>
-        <w:rPr>
-          <w:rFonts w:ascii="Times New Roman" w:hAnsi="Times New Roman" w:cs="Times New Roman"/>
-        </w:rPr>
-        <w:t>;</w:t>
+      <w:r>
+        <w:rPr>
+          <w:rFonts w:ascii="Times New Roman" w:hAnsi="Times New Roman" w:cs="Times New Roman"/>
+        </w:rPr>
+        <w:t>clc;</w:t>
       </w:r>
     </w:p>
     <w:p>
@@ -205,19 +177,11 @@
           <w:rFonts w:ascii="Times New Roman" w:hAnsi="Times New Roman" w:cs="Times New Roman"/>
         </w:rPr>
       </w:pPr>
-      <w:proofErr w:type="spellStart"/>
-      <w:r>
-        <w:rPr>
-          <w:rFonts w:ascii="Times New Roman" w:hAnsi="Times New Roman" w:cs="Times New Roman"/>
-        </w:rPr>
-        <w:t>fm</w:t>
-      </w:r>
-      <w:proofErr w:type="spellEnd"/>
-      <w:r>
-        <w:rPr>
-          <w:rFonts w:ascii="Times New Roman" w:hAnsi="Times New Roman" w:cs="Times New Roman"/>
-        </w:rPr>
-        <w:t xml:space="preserve"> = 1000;</w:t>
+      <w:r>
+        <w:rPr>
+          <w:rFonts w:ascii="Times New Roman" w:hAnsi="Times New Roman" w:cs="Times New Roman"/>
+        </w:rPr>
+        <w:t>fm = 1000;</w:t>
       </w:r>
     </w:p>
     <w:p>
@@ -299,19 +263,11 @@
           <w:rFonts w:ascii="Times New Roman" w:hAnsi="Times New Roman" w:cs="Times New Roman"/>
         </w:rPr>
       </w:pPr>
-      <w:proofErr w:type="spellStart"/>
-      <w:r>
-        <w:rPr>
-          <w:rFonts w:ascii="Times New Roman" w:hAnsi="Times New Roman" w:cs="Times New Roman"/>
-        </w:rPr>
-        <w:t>SNR_dB</w:t>
-      </w:r>
-      <w:proofErr w:type="spellEnd"/>
-      <w:r>
-        <w:rPr>
-          <w:rFonts w:ascii="Times New Roman" w:hAnsi="Times New Roman" w:cs="Times New Roman"/>
-        </w:rPr>
-        <w:t xml:space="preserve"> = 10;</w:t>
+      <w:r>
+        <w:rPr>
+          <w:rFonts w:ascii="Times New Roman" w:hAnsi="Times New Roman" w:cs="Times New Roman"/>
+        </w:rPr>
+        <w:t>SNR_dB = 10;</w:t>
       </w:r>
     </w:p>
     <w:p>
@@ -347,21 +303,7 @@
         <w:rPr>
           <w:rFonts w:ascii="Times New Roman" w:hAnsi="Times New Roman" w:cs="Times New Roman"/>
         </w:rPr>
-        <w:t>m = Am*cos(2*pi*</w:t>
-      </w:r>
-      <w:proofErr w:type="spellStart"/>
-      <w:r>
-        <w:rPr>
-          <w:rFonts w:ascii="Times New Roman" w:hAnsi="Times New Roman" w:cs="Times New Roman"/>
-        </w:rPr>
-        <w:t>fm</w:t>
-      </w:r>
-      <w:proofErr w:type="spellEnd"/>
-      <w:r>
-        <w:rPr>
-          <w:rFonts w:ascii="Times New Roman" w:hAnsi="Times New Roman" w:cs="Times New Roman"/>
-        </w:rPr>
-        <w:t>*t);</w:t>
+        <w:t>m = Am*cos(2*pi*fm*t);</w:t>
       </w:r>
     </w:p>
     <w:p>
@@ -393,34 +335,12 @@
           <w:rFonts w:ascii="Times New Roman" w:hAnsi="Times New Roman" w:cs="Times New Roman"/>
         </w:rPr>
       </w:pPr>
-      <w:proofErr w:type="spellStart"/>
       <w:r>
         <w:rPr>
           <w:rFonts w:ascii="Times New Roman" w:hAnsi="Times New Roman" w:cs="Times New Roman"/>
         </w:rPr>
         <w:lastRenderedPageBreak/>
-        <w:t>AM_signal</w:t>
-      </w:r>
-      <w:proofErr w:type="spellEnd"/>
-      <w:r>
-        <w:rPr>
-          <w:rFonts w:ascii="Times New Roman" w:hAnsi="Times New Roman" w:cs="Times New Roman"/>
-        </w:rPr>
-        <w:t xml:space="preserve"> = Ac*(1 + mu*m</w:t>
-      </w:r>
-      <w:proofErr w:type="gramStart"/>
-      <w:r>
-        <w:rPr>
-          <w:rFonts w:ascii="Times New Roman" w:hAnsi="Times New Roman" w:cs="Times New Roman"/>
-        </w:rPr>
-        <w:t>).*</w:t>
-      </w:r>
-      <w:proofErr w:type="gramEnd"/>
-      <w:r>
-        <w:rPr>
-          <w:rFonts w:ascii="Times New Roman" w:hAnsi="Times New Roman" w:cs="Times New Roman"/>
-        </w:rPr>
-        <w:t>cos(2*pi*fc*t);</w:t>
+        <w:t>AM_signal = Ac*(1 + mu*m).*cos(2*pi*fc*t);</w:t>
       </w:r>
     </w:p>
     <w:p>
@@ -460,273 +380,99 @@
           <w:rFonts w:ascii="Times New Roman" w:hAnsi="Times New Roman" w:cs="Times New Roman"/>
         </w:rPr>
       </w:pPr>
-      <w:proofErr w:type="spellStart"/>
-      <w:r>
-        <w:rPr>
-          <w:rFonts w:ascii="Times New Roman" w:hAnsi="Times New Roman" w:cs="Times New Roman"/>
-        </w:rPr>
-        <w:t>signal_power</w:t>
-      </w:r>
-      <w:proofErr w:type="spellEnd"/>
-      <w:r>
-        <w:rPr>
-          <w:rFonts w:ascii="Times New Roman" w:hAnsi="Times New Roman" w:cs="Times New Roman"/>
-        </w:rPr>
-        <w:t xml:space="preserve"> = </w:t>
-      </w:r>
-      <w:proofErr w:type="gramStart"/>
-      <w:r>
-        <w:rPr>
-          <w:rFonts w:ascii="Times New Roman" w:hAnsi="Times New Roman" w:cs="Times New Roman"/>
-        </w:rPr>
-        <w:t>mean(</w:t>
-      </w:r>
-      <w:proofErr w:type="gramEnd"/>
-      <w:r>
-        <w:rPr>
-          <w:rFonts w:ascii="Times New Roman" w:hAnsi="Times New Roman" w:cs="Times New Roman"/>
-        </w:rPr>
-        <w:t>AM_</w:t>
-      </w:r>
-      <w:proofErr w:type="gramStart"/>
-      <w:r>
-        <w:rPr>
-          <w:rFonts w:ascii="Times New Roman" w:hAnsi="Times New Roman" w:cs="Times New Roman"/>
-        </w:rPr>
-        <w:t>signal.^</w:t>
-      </w:r>
-      <w:proofErr w:type="gramEnd"/>
-      <w:r>
-        <w:rPr>
-          <w:rFonts w:ascii="Times New Roman" w:hAnsi="Times New Roman" w:cs="Times New Roman"/>
-        </w:rPr>
-        <w:t>2);</w:t>
-      </w:r>
-    </w:p>
-    <w:p>
-      <w:pPr>
-        <w:ind w:left="48"/>
-        <w:rPr>
-          <w:rFonts w:ascii="Times New Roman" w:hAnsi="Times New Roman" w:cs="Times New Roman"/>
-        </w:rPr>
-      </w:pPr>
-    </w:p>
-    <w:p>
-      <w:pPr>
-        <w:ind w:left="48"/>
-        <w:rPr>
-          <w:rFonts w:ascii="Times New Roman" w:hAnsi="Times New Roman" w:cs="Times New Roman"/>
-        </w:rPr>
-      </w:pPr>
-      <w:proofErr w:type="spellStart"/>
-      <w:r>
-        <w:rPr>
-          <w:rFonts w:ascii="Times New Roman" w:hAnsi="Times New Roman" w:cs="Times New Roman"/>
-        </w:rPr>
-        <w:t>SNR_linear</w:t>
-      </w:r>
-      <w:proofErr w:type="spellEnd"/>
-      <w:r>
-        <w:rPr>
-          <w:rFonts w:ascii="Times New Roman" w:hAnsi="Times New Roman" w:cs="Times New Roman"/>
-        </w:rPr>
-        <w:t xml:space="preserve"> = 10^(</w:t>
-      </w:r>
-      <w:proofErr w:type="spellStart"/>
-      <w:r>
-        <w:rPr>
-          <w:rFonts w:ascii="Times New Roman" w:hAnsi="Times New Roman" w:cs="Times New Roman"/>
-        </w:rPr>
-        <w:t>SNR_dB</w:t>
-      </w:r>
-      <w:proofErr w:type="spellEnd"/>
-      <w:r>
-        <w:rPr>
-          <w:rFonts w:ascii="Times New Roman" w:hAnsi="Times New Roman" w:cs="Times New Roman"/>
-        </w:rPr>
-        <w:t>/10);</w:t>
-      </w:r>
-    </w:p>
-    <w:p>
-      <w:pPr>
-        <w:ind w:left="48"/>
-        <w:rPr>
-          <w:rFonts w:ascii="Times New Roman" w:hAnsi="Times New Roman" w:cs="Times New Roman"/>
-        </w:rPr>
-      </w:pPr>
-    </w:p>
-    <w:p>
-      <w:pPr>
-        <w:ind w:left="48"/>
-        <w:rPr>
-          <w:rFonts w:ascii="Times New Roman" w:hAnsi="Times New Roman" w:cs="Times New Roman"/>
-        </w:rPr>
-      </w:pPr>
-      <w:proofErr w:type="spellStart"/>
-      <w:r>
-        <w:rPr>
-          <w:rFonts w:ascii="Times New Roman" w:hAnsi="Times New Roman" w:cs="Times New Roman"/>
-        </w:rPr>
-        <w:t>noise_power</w:t>
-      </w:r>
-      <w:proofErr w:type="spellEnd"/>
-      <w:r>
-        <w:rPr>
-          <w:rFonts w:ascii="Times New Roman" w:hAnsi="Times New Roman" w:cs="Times New Roman"/>
-        </w:rPr>
-        <w:t xml:space="preserve"> = </w:t>
-      </w:r>
-      <w:proofErr w:type="spellStart"/>
-      <w:r>
-        <w:rPr>
-          <w:rFonts w:ascii="Times New Roman" w:hAnsi="Times New Roman" w:cs="Times New Roman"/>
-        </w:rPr>
-        <w:t>signal_power</w:t>
-      </w:r>
-      <w:proofErr w:type="spellEnd"/>
-      <w:r>
-        <w:rPr>
-          <w:rFonts w:ascii="Times New Roman" w:hAnsi="Times New Roman" w:cs="Times New Roman"/>
-        </w:rPr>
-        <w:t>/</w:t>
-      </w:r>
-      <w:proofErr w:type="spellStart"/>
-      <w:r>
-        <w:rPr>
-          <w:rFonts w:ascii="Times New Roman" w:hAnsi="Times New Roman" w:cs="Times New Roman"/>
-        </w:rPr>
-        <w:t>SNR_linear</w:t>
-      </w:r>
-      <w:proofErr w:type="spellEnd"/>
-      <w:r>
-        <w:rPr>
-          <w:rFonts w:ascii="Times New Roman" w:hAnsi="Times New Roman" w:cs="Times New Roman"/>
-        </w:rPr>
-        <w:t>;</w:t>
-      </w:r>
-    </w:p>
-    <w:p>
-      <w:pPr>
-        <w:ind w:left="48"/>
-        <w:rPr>
-          <w:rFonts w:ascii="Times New Roman" w:hAnsi="Times New Roman" w:cs="Times New Roman"/>
-        </w:rPr>
-      </w:pPr>
-    </w:p>
-    <w:p>
-      <w:pPr>
-        <w:ind w:left="48"/>
-        <w:rPr>
-          <w:rFonts w:ascii="Times New Roman" w:hAnsi="Times New Roman" w:cs="Times New Roman"/>
-        </w:rPr>
-      </w:pPr>
-      <w:r>
-        <w:rPr>
-          <w:rFonts w:ascii="Times New Roman" w:hAnsi="Times New Roman" w:cs="Times New Roman"/>
-        </w:rPr>
-        <w:t>noise = sqrt(</w:t>
-      </w:r>
-      <w:proofErr w:type="spellStart"/>
-      <w:r>
-        <w:rPr>
-          <w:rFonts w:ascii="Times New Roman" w:hAnsi="Times New Roman" w:cs="Times New Roman"/>
-        </w:rPr>
-        <w:t>noise_</w:t>
-      </w:r>
-      <w:proofErr w:type="gramStart"/>
-      <w:r>
-        <w:rPr>
-          <w:rFonts w:ascii="Times New Roman" w:hAnsi="Times New Roman" w:cs="Times New Roman"/>
-        </w:rPr>
-        <w:t>power</w:t>
-      </w:r>
-      <w:proofErr w:type="spellEnd"/>
-      <w:r>
-        <w:rPr>
-          <w:rFonts w:ascii="Times New Roman" w:hAnsi="Times New Roman" w:cs="Times New Roman"/>
-        </w:rPr>
-        <w:t>)*</w:t>
-      </w:r>
-      <w:proofErr w:type="spellStart"/>
-      <w:proofErr w:type="gramEnd"/>
-      <w:r>
-        <w:rPr>
-          <w:rFonts w:ascii="Times New Roman" w:hAnsi="Times New Roman" w:cs="Times New Roman"/>
-        </w:rPr>
-        <w:t>randn</w:t>
-      </w:r>
-      <w:proofErr w:type="spellEnd"/>
-      <w:r>
-        <w:rPr>
-          <w:rFonts w:ascii="Times New Roman" w:hAnsi="Times New Roman" w:cs="Times New Roman"/>
-        </w:rPr>
-        <w:t>(</w:t>
-      </w:r>
-      <w:proofErr w:type="gramStart"/>
-      <w:r>
-        <w:rPr>
-          <w:rFonts w:ascii="Times New Roman" w:hAnsi="Times New Roman" w:cs="Times New Roman"/>
-        </w:rPr>
-        <w:t>size(</w:t>
-      </w:r>
-      <w:proofErr w:type="spellStart"/>
-      <w:proofErr w:type="gramEnd"/>
-      <w:r>
-        <w:rPr>
-          <w:rFonts w:ascii="Times New Roman" w:hAnsi="Times New Roman" w:cs="Times New Roman"/>
-        </w:rPr>
-        <w:t>AM_signal</w:t>
-      </w:r>
-      <w:proofErr w:type="spellEnd"/>
-      <w:r>
-        <w:rPr>
-          <w:rFonts w:ascii="Times New Roman" w:hAnsi="Times New Roman" w:cs="Times New Roman"/>
-        </w:rPr>
-        <w:t>));</w:t>
-      </w:r>
-    </w:p>
-    <w:p>
-      <w:pPr>
-        <w:ind w:left="48"/>
-        <w:rPr>
-          <w:rFonts w:ascii="Times New Roman" w:hAnsi="Times New Roman" w:cs="Times New Roman"/>
-        </w:rPr>
-      </w:pPr>
-    </w:p>
-    <w:p>
-      <w:pPr>
-        <w:ind w:left="48"/>
-        <w:rPr>
-          <w:rFonts w:ascii="Times New Roman" w:hAnsi="Times New Roman" w:cs="Times New Roman"/>
-        </w:rPr>
-      </w:pPr>
-      <w:proofErr w:type="spellStart"/>
-      <w:r>
-        <w:rPr>
-          <w:rFonts w:ascii="Times New Roman" w:hAnsi="Times New Roman" w:cs="Times New Roman"/>
-        </w:rPr>
-        <w:t>noisy_signal</w:t>
-      </w:r>
-      <w:proofErr w:type="spellEnd"/>
-      <w:r>
-        <w:rPr>
-          <w:rFonts w:ascii="Times New Roman" w:hAnsi="Times New Roman" w:cs="Times New Roman"/>
-        </w:rPr>
-        <w:t xml:space="preserve"> = </w:t>
-      </w:r>
-      <w:proofErr w:type="spellStart"/>
-      <w:r>
-        <w:rPr>
-          <w:rFonts w:ascii="Times New Roman" w:hAnsi="Times New Roman" w:cs="Times New Roman"/>
-        </w:rPr>
-        <w:t>AM_signal</w:t>
-      </w:r>
-      <w:proofErr w:type="spellEnd"/>
-      <w:r>
-        <w:rPr>
-          <w:rFonts w:ascii="Times New Roman" w:hAnsi="Times New Roman" w:cs="Times New Roman"/>
-        </w:rPr>
-        <w:t xml:space="preserve"> + noise;</w:t>
+      <w:r>
+        <w:rPr>
+          <w:rFonts w:ascii="Times New Roman" w:hAnsi="Times New Roman" w:cs="Times New Roman"/>
+        </w:rPr>
+        <w:t>signal_power = mean(AM_signal.^2);</w:t>
+      </w:r>
+    </w:p>
+    <w:p>
+      <w:pPr>
+        <w:ind w:left="48"/>
+        <w:rPr>
+          <w:rFonts w:ascii="Times New Roman" w:hAnsi="Times New Roman" w:cs="Times New Roman"/>
+        </w:rPr>
+      </w:pPr>
+    </w:p>
+    <w:p>
+      <w:pPr>
+        <w:ind w:left="48"/>
+        <w:rPr>
+          <w:rFonts w:ascii="Times New Roman" w:hAnsi="Times New Roman" w:cs="Times New Roman"/>
+        </w:rPr>
+      </w:pPr>
+      <w:r>
+        <w:rPr>
+          <w:rFonts w:ascii="Times New Roman" w:hAnsi="Times New Roman" w:cs="Times New Roman"/>
+        </w:rPr>
+        <w:t>SNR_linear = 10^(SNR_dB/10);</w:t>
+      </w:r>
+    </w:p>
+    <w:p>
+      <w:pPr>
+        <w:ind w:left="48"/>
+        <w:rPr>
+          <w:rFonts w:ascii="Times New Roman" w:hAnsi="Times New Roman" w:cs="Times New Roman"/>
+        </w:rPr>
+      </w:pPr>
+    </w:p>
+    <w:p>
+      <w:pPr>
+        <w:ind w:left="48"/>
+        <w:rPr>
+          <w:rFonts w:ascii="Times New Roman" w:hAnsi="Times New Roman" w:cs="Times New Roman"/>
+        </w:rPr>
+      </w:pPr>
+      <w:r>
+        <w:rPr>
+          <w:rFonts w:ascii="Times New Roman" w:hAnsi="Times New Roman" w:cs="Times New Roman"/>
+        </w:rPr>
+        <w:t>noise_power = signal_power/SNR_linear;</w:t>
+      </w:r>
+    </w:p>
+    <w:p>
+      <w:pPr>
+        <w:ind w:left="48"/>
+        <w:rPr>
+          <w:rFonts w:ascii="Times New Roman" w:hAnsi="Times New Roman" w:cs="Times New Roman"/>
+        </w:rPr>
+      </w:pPr>
+    </w:p>
+    <w:p>
+      <w:pPr>
+        <w:ind w:left="48"/>
+        <w:rPr>
+          <w:rFonts w:ascii="Times New Roman" w:hAnsi="Times New Roman" w:cs="Times New Roman"/>
+        </w:rPr>
+      </w:pPr>
+      <w:r>
+        <w:rPr>
+          <w:rFonts w:ascii="Times New Roman" w:hAnsi="Times New Roman" w:cs="Times New Roman"/>
+        </w:rPr>
+        <w:t>noise = sqrt(noise_power)*randn(size(AM_signal));</w:t>
+      </w:r>
+    </w:p>
+    <w:p>
+      <w:pPr>
+        <w:ind w:left="48"/>
+        <w:rPr>
+          <w:rFonts w:ascii="Times New Roman" w:hAnsi="Times New Roman" w:cs="Times New Roman"/>
+        </w:rPr>
+      </w:pPr>
+    </w:p>
+    <w:p>
+      <w:pPr>
+        <w:ind w:left="48"/>
+        <w:rPr>
+          <w:rFonts w:ascii="Times New Roman" w:hAnsi="Times New Roman" w:cs="Times New Roman"/>
+        </w:rPr>
+      </w:pPr>
+      <w:r>
+        <w:rPr>
+          <w:rFonts w:ascii="Times New Roman" w:hAnsi="Times New Roman" w:cs="Times New Roman"/>
+        </w:rPr>
+        <w:t>noisy_signal = AM_signal + noise;</w:t>
       </w:r>
     </w:p>
     <w:p>
@@ -766,83 +512,33 @@
           <w:rFonts w:ascii="Times New Roman" w:hAnsi="Times New Roman" w:cs="Times New Roman"/>
         </w:rPr>
       </w:pPr>
-      <w:proofErr w:type="spellStart"/>
-      <w:r>
-        <w:rPr>
-          <w:rFonts w:ascii="Times New Roman" w:hAnsi="Times New Roman" w:cs="Times New Roman"/>
-        </w:rPr>
-        <w:t>analytic_signal</w:t>
-      </w:r>
-      <w:proofErr w:type="spellEnd"/>
-      <w:r>
-        <w:rPr>
-          <w:rFonts w:ascii="Times New Roman" w:hAnsi="Times New Roman" w:cs="Times New Roman"/>
-        </w:rPr>
-        <w:t xml:space="preserve"> = </w:t>
-      </w:r>
-      <w:proofErr w:type="spellStart"/>
-      <w:r>
-        <w:rPr>
-          <w:rFonts w:ascii="Times New Roman" w:hAnsi="Times New Roman" w:cs="Times New Roman"/>
-        </w:rPr>
-        <w:t>hilbert</w:t>
-      </w:r>
-      <w:proofErr w:type="spellEnd"/>
-      <w:r>
-        <w:rPr>
-          <w:rFonts w:ascii="Times New Roman" w:hAnsi="Times New Roman" w:cs="Times New Roman"/>
-        </w:rPr>
-        <w:t>(</w:t>
-      </w:r>
-      <w:proofErr w:type="spellStart"/>
-      <w:r>
-        <w:rPr>
-          <w:rFonts w:ascii="Times New Roman" w:hAnsi="Times New Roman" w:cs="Times New Roman"/>
-        </w:rPr>
-        <w:t>noisy_signal</w:t>
-      </w:r>
-      <w:proofErr w:type="spellEnd"/>
-      <w:r>
-        <w:rPr>
-          <w:rFonts w:ascii="Times New Roman" w:hAnsi="Times New Roman" w:cs="Times New Roman"/>
-        </w:rPr>
-        <w:t>);</w:t>
-      </w:r>
-    </w:p>
-    <w:p>
-      <w:pPr>
-        <w:ind w:left="48"/>
-        <w:rPr>
-          <w:rFonts w:ascii="Times New Roman" w:hAnsi="Times New Roman" w:cs="Times New Roman"/>
-        </w:rPr>
-      </w:pPr>
-    </w:p>
-    <w:p>
-      <w:pPr>
-        <w:ind w:left="48"/>
-        <w:rPr>
-          <w:rFonts w:ascii="Times New Roman" w:hAnsi="Times New Roman" w:cs="Times New Roman"/>
-        </w:rPr>
-      </w:pPr>
-      <w:r>
-        <w:rPr>
-          <w:rFonts w:ascii="Times New Roman" w:hAnsi="Times New Roman" w:cs="Times New Roman"/>
-        </w:rPr>
-        <w:t>envelope = abs(</w:t>
-      </w:r>
-      <w:proofErr w:type="spellStart"/>
-      <w:r>
-        <w:rPr>
-          <w:rFonts w:ascii="Times New Roman" w:hAnsi="Times New Roman" w:cs="Times New Roman"/>
-        </w:rPr>
-        <w:t>analytic_signal</w:t>
-      </w:r>
-      <w:proofErr w:type="spellEnd"/>
-      <w:r>
-        <w:rPr>
-          <w:rFonts w:ascii="Times New Roman" w:hAnsi="Times New Roman" w:cs="Times New Roman"/>
-        </w:rPr>
-        <w:t>);</w:t>
+      <w:r>
+        <w:rPr>
+          <w:rFonts w:ascii="Times New Roman" w:hAnsi="Times New Roman" w:cs="Times New Roman"/>
+        </w:rPr>
+        <w:t>analytic_signal = hilbert(noisy_signal);</w:t>
+      </w:r>
+    </w:p>
+    <w:p>
+      <w:pPr>
+        <w:ind w:left="48"/>
+        <w:rPr>
+          <w:rFonts w:ascii="Times New Roman" w:hAnsi="Times New Roman" w:cs="Times New Roman"/>
+        </w:rPr>
+      </w:pPr>
+    </w:p>
+    <w:p>
+      <w:pPr>
+        <w:ind w:left="48"/>
+        <w:rPr>
+          <w:rFonts w:ascii="Times New Roman" w:hAnsi="Times New Roman" w:cs="Times New Roman"/>
+        </w:rPr>
+      </w:pPr>
+      <w:r>
+        <w:rPr>
+          <w:rFonts w:ascii="Times New Roman" w:hAnsi="Times New Roman" w:cs="Times New Roman"/>
+        </w:rPr>
+        <w:t>envelope = abs(analytic_signal);</w:t>
       </w:r>
     </w:p>
     <w:p>
@@ -926,111 +622,39 @@
           <w:rFonts w:ascii="Times New Roman" w:hAnsi="Times New Roman" w:cs="Times New Roman"/>
         </w:rPr>
       </w:pPr>
-      <w:proofErr w:type="spellStart"/>
-      <w:r>
-        <w:rPr>
-          <w:rFonts w:ascii="Times New Roman" w:hAnsi="Times New Roman" w:cs="Times New Roman"/>
-        </w:rPr>
-        <w:t>lpFilt</w:t>
-      </w:r>
-      <w:proofErr w:type="spellEnd"/>
-      <w:r>
-        <w:rPr>
-          <w:rFonts w:ascii="Times New Roman" w:hAnsi="Times New Roman" w:cs="Times New Roman"/>
-        </w:rPr>
-        <w:t xml:space="preserve"> = </w:t>
-      </w:r>
-      <w:proofErr w:type="spellStart"/>
-      <w:proofErr w:type="gramStart"/>
-      <w:r>
-        <w:rPr>
-          <w:rFonts w:ascii="Times New Roman" w:hAnsi="Times New Roman" w:cs="Times New Roman"/>
-        </w:rPr>
-        <w:t>designfilt</w:t>
-      </w:r>
-      <w:proofErr w:type="spellEnd"/>
-      <w:r>
-        <w:rPr>
-          <w:rFonts w:ascii="Times New Roman" w:hAnsi="Times New Roman" w:cs="Times New Roman"/>
-        </w:rPr>
-        <w:t>(</w:t>
-      </w:r>
-      <w:proofErr w:type="gramEnd"/>
-      <w:r>
-        <w:rPr>
-          <w:rFonts w:ascii="Times New Roman" w:hAnsi="Times New Roman" w:cs="Times New Roman"/>
-        </w:rPr>
-        <w:t>'</w:t>
-      </w:r>
-      <w:proofErr w:type="spellStart"/>
-      <w:r>
-        <w:rPr>
-          <w:rFonts w:ascii="Times New Roman" w:hAnsi="Times New Roman" w:cs="Times New Roman"/>
-        </w:rPr>
-        <w:t>lowpassiir</w:t>
-      </w:r>
-      <w:proofErr w:type="spellEnd"/>
-      <w:r>
-        <w:rPr>
-          <w:rFonts w:ascii="Times New Roman" w:hAnsi="Times New Roman" w:cs="Times New Roman"/>
-        </w:rPr>
-        <w:t>', ...</w:t>
-      </w:r>
-    </w:p>
-    <w:p>
-      <w:pPr>
-        <w:ind w:left="48"/>
-        <w:rPr>
-          <w:rFonts w:ascii="Times New Roman" w:hAnsi="Times New Roman" w:cs="Times New Roman"/>
-        </w:rPr>
-      </w:pPr>
-      <w:r>
-        <w:rPr>
-          <w:rFonts w:ascii="Times New Roman" w:hAnsi="Times New Roman" w:cs="Times New Roman"/>
-        </w:rPr>
-        <w:t xml:space="preserve">    '</w:t>
-      </w:r>
-      <w:proofErr w:type="spellStart"/>
-      <w:r>
-        <w:rPr>
-          <w:rFonts w:ascii="Times New Roman" w:hAnsi="Times New Roman" w:cs="Times New Roman"/>
-        </w:rPr>
-        <w:t>FilterOrder</w:t>
-      </w:r>
-      <w:proofErr w:type="spellEnd"/>
-      <w:r>
-        <w:rPr>
-          <w:rFonts w:ascii="Times New Roman" w:hAnsi="Times New Roman" w:cs="Times New Roman"/>
-        </w:rPr>
-        <w:t>', 6, ...</w:t>
-      </w:r>
-    </w:p>
-    <w:p>
-      <w:pPr>
-        <w:ind w:left="48"/>
-        <w:rPr>
-          <w:rFonts w:ascii="Times New Roman" w:hAnsi="Times New Roman" w:cs="Times New Roman"/>
-        </w:rPr>
-      </w:pPr>
-      <w:r>
-        <w:rPr>
-          <w:rFonts w:ascii="Times New Roman" w:hAnsi="Times New Roman" w:cs="Times New Roman"/>
-        </w:rPr>
-        <w:t xml:space="preserve">    '</w:t>
-      </w:r>
-      <w:proofErr w:type="spellStart"/>
-      <w:r>
-        <w:rPr>
-          <w:rFonts w:ascii="Times New Roman" w:hAnsi="Times New Roman" w:cs="Times New Roman"/>
-        </w:rPr>
-        <w:t>HalfPowerFrequency</w:t>
-      </w:r>
-      <w:proofErr w:type="spellEnd"/>
-      <w:r>
-        <w:rPr>
-          <w:rFonts w:ascii="Times New Roman" w:hAnsi="Times New Roman" w:cs="Times New Roman"/>
-        </w:rPr>
-        <w:t>', 1500, ...</w:t>
+      <w:r>
+        <w:rPr>
+          <w:rFonts w:ascii="Times New Roman" w:hAnsi="Times New Roman" w:cs="Times New Roman"/>
+        </w:rPr>
+        <w:t>lpFilt = designfilt('lowpassiir', ...</w:t>
+      </w:r>
+    </w:p>
+    <w:p>
+      <w:pPr>
+        <w:ind w:left="48"/>
+        <w:rPr>
+          <w:rFonts w:ascii="Times New Roman" w:hAnsi="Times New Roman" w:cs="Times New Roman"/>
+        </w:rPr>
+      </w:pPr>
+      <w:r>
+        <w:rPr>
+          <w:rFonts w:ascii="Times New Roman" w:hAnsi="Times New Roman" w:cs="Times New Roman"/>
+        </w:rPr>
+        <w:t xml:space="preserve">    'FilterOrder', 6, ...</w:t>
+      </w:r>
+    </w:p>
+    <w:p>
+      <w:pPr>
+        <w:ind w:left="48"/>
+        <w:rPr>
+          <w:rFonts w:ascii="Times New Roman" w:hAnsi="Times New Roman" w:cs="Times New Roman"/>
+        </w:rPr>
+      </w:pPr>
+      <w:r>
+        <w:rPr>
+          <w:rFonts w:ascii="Times New Roman" w:hAnsi="Times New Roman" w:cs="Times New Roman"/>
+        </w:rPr>
+        <w:t xml:space="preserve">    'HalfPowerFrequency', 1500, ...</w:t>
       </w:r>
     </w:p>
     <w:p>
@@ -1045,73 +669,29 @@
           <w:rFonts w:ascii="Times New Roman" w:hAnsi="Times New Roman" w:cs="Times New Roman"/>
         </w:rPr>
         <w:lastRenderedPageBreak/>
-        <w:t xml:space="preserve">    '</w:t>
-      </w:r>
-      <w:proofErr w:type="spellStart"/>
-      <w:r>
-        <w:rPr>
-          <w:rFonts w:ascii="Times New Roman" w:hAnsi="Times New Roman" w:cs="Times New Roman"/>
-        </w:rPr>
-        <w:t>SampleRate</w:t>
-      </w:r>
-      <w:proofErr w:type="spellEnd"/>
-      <w:r>
-        <w:rPr>
-          <w:rFonts w:ascii="Times New Roman" w:hAnsi="Times New Roman" w:cs="Times New Roman"/>
-        </w:rPr>
-        <w:t>', Fs);</w:t>
-      </w:r>
-    </w:p>
-    <w:p>
-      <w:pPr>
-        <w:ind w:left="48"/>
-        <w:rPr>
-          <w:rFonts w:ascii="Times New Roman" w:hAnsi="Times New Roman" w:cs="Times New Roman"/>
-        </w:rPr>
-      </w:pPr>
-    </w:p>
-    <w:p>
-      <w:pPr>
-        <w:ind w:left="48"/>
-        <w:rPr>
-          <w:rFonts w:ascii="Times New Roman" w:hAnsi="Times New Roman" w:cs="Times New Roman"/>
-        </w:rPr>
-      </w:pPr>
-      <w:r>
-        <w:rPr>
-          <w:rFonts w:ascii="Times New Roman" w:hAnsi="Times New Roman" w:cs="Times New Roman"/>
-        </w:rPr>
-        <w:t xml:space="preserve">recovered = </w:t>
-      </w:r>
-      <w:proofErr w:type="spellStart"/>
-      <w:r>
-        <w:rPr>
-          <w:rFonts w:ascii="Times New Roman" w:hAnsi="Times New Roman" w:cs="Times New Roman"/>
-        </w:rPr>
-        <w:t>filtfilt</w:t>
-      </w:r>
-      <w:proofErr w:type="spellEnd"/>
-      <w:r>
-        <w:rPr>
-          <w:rFonts w:ascii="Times New Roman" w:hAnsi="Times New Roman" w:cs="Times New Roman"/>
-        </w:rPr>
-        <w:t>(</w:t>
-      </w:r>
-      <w:proofErr w:type="spellStart"/>
-      <w:proofErr w:type="gramStart"/>
-      <w:r>
-        <w:rPr>
-          <w:rFonts w:ascii="Times New Roman" w:hAnsi="Times New Roman" w:cs="Times New Roman"/>
-        </w:rPr>
-        <w:t>lpFilt,recovered</w:t>
-      </w:r>
-      <w:proofErr w:type="spellEnd"/>
-      <w:proofErr w:type="gramEnd"/>
-      <w:r>
-        <w:rPr>
-          <w:rFonts w:ascii="Times New Roman" w:hAnsi="Times New Roman" w:cs="Times New Roman"/>
-        </w:rPr>
-        <w:t>);</w:t>
+        <w:t xml:space="preserve">    'SampleRate', Fs);</w:t>
+      </w:r>
+    </w:p>
+    <w:p>
+      <w:pPr>
+        <w:ind w:left="48"/>
+        <w:rPr>
+          <w:rFonts w:ascii="Times New Roman" w:hAnsi="Times New Roman" w:cs="Times New Roman"/>
+        </w:rPr>
+      </w:pPr>
+    </w:p>
+    <w:p>
+      <w:pPr>
+        <w:ind w:left="48"/>
+        <w:rPr>
+          <w:rFonts w:ascii="Times New Roman" w:hAnsi="Times New Roman" w:cs="Times New Roman"/>
+        </w:rPr>
+      </w:pPr>
+      <w:r>
+        <w:rPr>
+          <w:rFonts w:ascii="Times New Roman" w:hAnsi="Times New Roman" w:cs="Times New Roman"/>
+        </w:rPr>
+        <w:t>recovered = filtfilt(lpFilt,recovered);</w:t>
       </w:r>
     </w:p>
     <w:p>
@@ -1155,35 +735,7 @@
         <w:rPr>
           <w:rFonts w:ascii="Times New Roman" w:hAnsi="Times New Roman" w:cs="Times New Roman"/>
         </w:rPr>
-        <w:t xml:space="preserve">MSE = </w:t>
-      </w:r>
-      <w:proofErr w:type="gramStart"/>
-      <w:r>
-        <w:rPr>
-          <w:rFonts w:ascii="Times New Roman" w:hAnsi="Times New Roman" w:cs="Times New Roman"/>
-        </w:rPr>
-        <w:t>mean(</w:t>
-      </w:r>
-      <w:proofErr w:type="gramEnd"/>
-      <w:r>
-        <w:rPr>
-          <w:rFonts w:ascii="Times New Roman" w:hAnsi="Times New Roman" w:cs="Times New Roman"/>
-        </w:rPr>
-        <w:t>(m - recovered</w:t>
-      </w:r>
-      <w:proofErr w:type="gramStart"/>
-      <w:r>
-        <w:rPr>
-          <w:rFonts w:ascii="Times New Roman" w:hAnsi="Times New Roman" w:cs="Times New Roman"/>
-        </w:rPr>
-        <w:t>).^</w:t>
-      </w:r>
-      <w:proofErr w:type="gramEnd"/>
-      <w:r>
-        <w:rPr>
-          <w:rFonts w:ascii="Times New Roman" w:hAnsi="Times New Roman" w:cs="Times New Roman"/>
-        </w:rPr>
-        <w:t>2);</w:t>
+        <w:t>MSE = mean((m - recovered).^2);</w:t>
       </w:r>
     </w:p>
     <w:p>
@@ -1223,135 +775,55 @@
           <w:rFonts w:ascii="Times New Roman" w:hAnsi="Times New Roman" w:cs="Times New Roman"/>
         </w:rPr>
       </w:pPr>
-      <w:proofErr w:type="spellStart"/>
-      <w:r>
-        <w:rPr>
-          <w:rFonts w:ascii="Times New Roman" w:hAnsi="Times New Roman" w:cs="Times New Roman"/>
-        </w:rPr>
-        <w:t>signal_power_message</w:t>
-      </w:r>
-      <w:proofErr w:type="spellEnd"/>
-      <w:r>
-        <w:rPr>
-          <w:rFonts w:ascii="Times New Roman" w:hAnsi="Times New Roman" w:cs="Times New Roman"/>
-        </w:rPr>
-        <w:t xml:space="preserve"> = mean(m.^2);</w:t>
-      </w:r>
-    </w:p>
-    <w:p>
-      <w:pPr>
-        <w:ind w:left="48"/>
-        <w:rPr>
-          <w:rFonts w:ascii="Times New Roman" w:hAnsi="Times New Roman" w:cs="Times New Roman"/>
-        </w:rPr>
-      </w:pPr>
-    </w:p>
-    <w:p>
-      <w:pPr>
-        <w:ind w:left="48"/>
-        <w:rPr>
-          <w:rFonts w:ascii="Times New Roman" w:hAnsi="Times New Roman" w:cs="Times New Roman"/>
-        </w:rPr>
-      </w:pPr>
-      <w:proofErr w:type="spellStart"/>
-      <w:r>
-        <w:rPr>
-          <w:rFonts w:ascii="Times New Roman" w:hAnsi="Times New Roman" w:cs="Times New Roman"/>
-        </w:rPr>
-        <w:t>error_power</w:t>
-      </w:r>
-      <w:proofErr w:type="spellEnd"/>
-      <w:r>
-        <w:rPr>
-          <w:rFonts w:ascii="Times New Roman" w:hAnsi="Times New Roman" w:cs="Times New Roman"/>
-        </w:rPr>
-        <w:t xml:space="preserve"> = </w:t>
-      </w:r>
-      <w:proofErr w:type="gramStart"/>
-      <w:r>
-        <w:rPr>
-          <w:rFonts w:ascii="Times New Roman" w:hAnsi="Times New Roman" w:cs="Times New Roman"/>
-        </w:rPr>
-        <w:t>mean(</w:t>
-      </w:r>
-      <w:proofErr w:type="gramEnd"/>
-      <w:r>
-        <w:rPr>
-          <w:rFonts w:ascii="Times New Roman" w:hAnsi="Times New Roman" w:cs="Times New Roman"/>
-        </w:rPr>
-        <w:t>(m - recovered</w:t>
-      </w:r>
-      <w:proofErr w:type="gramStart"/>
-      <w:r>
-        <w:rPr>
-          <w:rFonts w:ascii="Times New Roman" w:hAnsi="Times New Roman" w:cs="Times New Roman"/>
-        </w:rPr>
-        <w:t>).^</w:t>
-      </w:r>
-      <w:proofErr w:type="gramEnd"/>
-      <w:r>
-        <w:rPr>
-          <w:rFonts w:ascii="Times New Roman" w:hAnsi="Times New Roman" w:cs="Times New Roman"/>
-        </w:rPr>
-        <w:t>2);</w:t>
-      </w:r>
-    </w:p>
-    <w:p>
-      <w:pPr>
-        <w:ind w:left="48"/>
-        <w:rPr>
-          <w:rFonts w:ascii="Times New Roman" w:hAnsi="Times New Roman" w:cs="Times New Roman"/>
-        </w:rPr>
-      </w:pPr>
-    </w:p>
-    <w:p>
-      <w:pPr>
-        <w:ind w:left="48"/>
-        <w:rPr>
-          <w:rFonts w:ascii="Times New Roman" w:hAnsi="Times New Roman" w:cs="Times New Roman"/>
-        </w:rPr>
-      </w:pPr>
-      <w:proofErr w:type="spellStart"/>
-      <w:r>
-        <w:rPr>
-          <w:rFonts w:ascii="Times New Roman" w:hAnsi="Times New Roman" w:cs="Times New Roman"/>
-        </w:rPr>
-        <w:t>output_SNR</w:t>
-      </w:r>
-      <w:proofErr w:type="spellEnd"/>
-      <w:r>
-        <w:rPr>
-          <w:rFonts w:ascii="Times New Roman" w:hAnsi="Times New Roman" w:cs="Times New Roman"/>
-        </w:rPr>
-        <w:t xml:space="preserve"> = 10*log10(</w:t>
-      </w:r>
-      <w:proofErr w:type="spellStart"/>
-      <w:r>
-        <w:rPr>
-          <w:rFonts w:ascii="Times New Roman" w:hAnsi="Times New Roman" w:cs="Times New Roman"/>
-        </w:rPr>
-        <w:t>signal_power_message</w:t>
-      </w:r>
-      <w:proofErr w:type="spellEnd"/>
-      <w:r>
-        <w:rPr>
-          <w:rFonts w:ascii="Times New Roman" w:hAnsi="Times New Roman" w:cs="Times New Roman"/>
-        </w:rPr>
-        <w:t>/</w:t>
-      </w:r>
-      <w:proofErr w:type="spellStart"/>
-      <w:r>
-        <w:rPr>
-          <w:rFonts w:ascii="Times New Roman" w:hAnsi="Times New Roman" w:cs="Times New Roman"/>
-        </w:rPr>
-        <w:t>error_power</w:t>
-      </w:r>
-      <w:proofErr w:type="spellEnd"/>
-      <w:r>
-        <w:rPr>
-          <w:rFonts w:ascii="Times New Roman" w:hAnsi="Times New Roman" w:cs="Times New Roman"/>
-        </w:rPr>
-        <w:t>);</w:t>
+      <w:r>
+        <w:rPr>
+          <w:rFonts w:ascii="Times New Roman" w:hAnsi="Times New Roman" w:cs="Times New Roman"/>
+        </w:rPr>
+        <w:t>signal_power_message = mean(m.^2);</w:t>
+      </w:r>
+    </w:p>
+    <w:p>
+      <w:pPr>
+        <w:ind w:left="48"/>
+        <w:rPr>
+          <w:rFonts w:ascii="Times New Roman" w:hAnsi="Times New Roman" w:cs="Times New Roman"/>
+        </w:rPr>
+      </w:pPr>
+    </w:p>
+    <w:p>
+      <w:pPr>
+        <w:ind w:left="48"/>
+        <w:rPr>
+          <w:rFonts w:ascii="Times New Roman" w:hAnsi="Times New Roman" w:cs="Times New Roman"/>
+        </w:rPr>
+      </w:pPr>
+      <w:r>
+        <w:rPr>
+          <w:rFonts w:ascii="Times New Roman" w:hAnsi="Times New Roman" w:cs="Times New Roman"/>
+        </w:rPr>
+        <w:t>error_power = mean((m - recovered).^2);</w:t>
+      </w:r>
+    </w:p>
+    <w:p>
+      <w:pPr>
+        <w:ind w:left="48"/>
+        <w:rPr>
+          <w:rFonts w:ascii="Times New Roman" w:hAnsi="Times New Roman" w:cs="Times New Roman"/>
+        </w:rPr>
+      </w:pPr>
+    </w:p>
+    <w:p>
+      <w:pPr>
+        <w:ind w:left="48"/>
+        <w:rPr>
+          <w:rFonts w:ascii="Times New Roman" w:hAnsi="Times New Roman" w:cs="Times New Roman"/>
+        </w:rPr>
+      </w:pPr>
+      <w:r>
+        <w:rPr>
+          <w:rFonts w:ascii="Times New Roman" w:hAnsi="Times New Roman" w:cs="Times New Roman"/>
+        </w:rPr>
+        <w:t>output_SNR = 10*log10(signal_power_message/error_power);</w:t>
       </w:r>
     </w:p>
     <w:p>
@@ -1391,411 +863,139 @@
           <w:rFonts w:ascii="Times New Roman" w:hAnsi="Times New Roman" w:cs="Times New Roman"/>
         </w:rPr>
       </w:pPr>
-      <w:proofErr w:type="spellStart"/>
-      <w:r>
-        <w:rPr>
-          <w:rFonts w:ascii="Times New Roman" w:hAnsi="Times New Roman" w:cs="Times New Roman"/>
-        </w:rPr>
-        <w:t>fprintf</w:t>
-      </w:r>
-      <w:proofErr w:type="spellEnd"/>
-      <w:r>
-        <w:rPr>
-          <w:rFonts w:ascii="Times New Roman" w:hAnsi="Times New Roman" w:cs="Times New Roman"/>
-        </w:rPr>
-        <w:t>('---------------------------------------\n');</w:t>
-      </w:r>
-    </w:p>
-    <w:p>
-      <w:pPr>
-        <w:ind w:left="48"/>
-        <w:rPr>
-          <w:rFonts w:ascii="Times New Roman" w:hAnsi="Times New Roman" w:cs="Times New Roman"/>
-        </w:rPr>
-      </w:pPr>
-      <w:proofErr w:type="spellStart"/>
-      <w:proofErr w:type="gramStart"/>
-      <w:r>
-        <w:rPr>
-          <w:rFonts w:ascii="Times New Roman" w:hAnsi="Times New Roman" w:cs="Times New Roman"/>
-        </w:rPr>
-        <w:t>fprintf</w:t>
-      </w:r>
-      <w:proofErr w:type="spellEnd"/>
-      <w:r>
-        <w:rPr>
-          <w:rFonts w:ascii="Times New Roman" w:hAnsi="Times New Roman" w:cs="Times New Roman"/>
-        </w:rPr>
-        <w:t>(</w:t>
-      </w:r>
-      <w:proofErr w:type="gramEnd"/>
-      <w:r>
-        <w:rPr>
-          <w:rFonts w:ascii="Times New Roman" w:hAnsi="Times New Roman" w:cs="Times New Roman"/>
-        </w:rPr>
-        <w:t>'AM PERFORMANCE UNDER NOISY CHANNEL\n');</w:t>
-      </w:r>
-    </w:p>
-    <w:p>
-      <w:pPr>
-        <w:ind w:left="48"/>
-        <w:rPr>
-          <w:rFonts w:ascii="Times New Roman" w:hAnsi="Times New Roman" w:cs="Times New Roman"/>
-        </w:rPr>
-      </w:pPr>
-      <w:proofErr w:type="spellStart"/>
-      <w:r>
-        <w:rPr>
-          <w:rFonts w:ascii="Times New Roman" w:hAnsi="Times New Roman" w:cs="Times New Roman"/>
-        </w:rPr>
-        <w:t>fprintf</w:t>
-      </w:r>
-      <w:proofErr w:type="spellEnd"/>
-      <w:r>
-        <w:rPr>
-          <w:rFonts w:ascii="Times New Roman" w:hAnsi="Times New Roman" w:cs="Times New Roman"/>
-        </w:rPr>
-        <w:t>('---------------------------------------\n');</w:t>
-      </w:r>
-    </w:p>
-    <w:p>
-      <w:pPr>
-        <w:ind w:left="48"/>
-        <w:rPr>
-          <w:rFonts w:ascii="Times New Roman" w:hAnsi="Times New Roman" w:cs="Times New Roman"/>
-        </w:rPr>
-      </w:pPr>
-    </w:p>
-    <w:p>
-      <w:pPr>
-        <w:ind w:left="48"/>
-        <w:rPr>
-          <w:rFonts w:ascii="Times New Roman" w:hAnsi="Times New Roman" w:cs="Times New Roman"/>
-        </w:rPr>
-      </w:pPr>
-      <w:proofErr w:type="spellStart"/>
-      <w:proofErr w:type="gramStart"/>
-      <w:r>
-        <w:rPr>
-          <w:rFonts w:ascii="Times New Roman" w:hAnsi="Times New Roman" w:cs="Times New Roman"/>
-        </w:rPr>
-        <w:t>fprintf</w:t>
-      </w:r>
-      <w:proofErr w:type="spellEnd"/>
-      <w:r>
-        <w:rPr>
-          <w:rFonts w:ascii="Times New Roman" w:hAnsi="Times New Roman" w:cs="Times New Roman"/>
-        </w:rPr>
-        <w:t>(</w:t>
-      </w:r>
-      <w:proofErr w:type="gramEnd"/>
-      <w:r>
-        <w:rPr>
-          <w:rFonts w:ascii="Times New Roman" w:hAnsi="Times New Roman" w:cs="Times New Roman"/>
-        </w:rPr>
-        <w:t>'Message Frequency = %.2f Hz\n</w:t>
-      </w:r>
-      <w:proofErr w:type="gramStart"/>
-      <w:r>
-        <w:rPr>
-          <w:rFonts w:ascii="Times New Roman" w:hAnsi="Times New Roman" w:cs="Times New Roman"/>
-        </w:rPr>
-        <w:t>',</w:t>
-      </w:r>
-      <w:proofErr w:type="spellStart"/>
-      <w:r>
-        <w:rPr>
-          <w:rFonts w:ascii="Times New Roman" w:hAnsi="Times New Roman" w:cs="Times New Roman"/>
-        </w:rPr>
-        <w:t>fm</w:t>
-      </w:r>
-      <w:proofErr w:type="spellEnd"/>
-      <w:proofErr w:type="gramEnd"/>
-      <w:r>
-        <w:rPr>
-          <w:rFonts w:ascii="Times New Roman" w:hAnsi="Times New Roman" w:cs="Times New Roman"/>
-        </w:rPr>
-        <w:t>);</w:t>
-      </w:r>
-    </w:p>
-    <w:p>
-      <w:pPr>
-        <w:ind w:left="48"/>
-        <w:rPr>
-          <w:rFonts w:ascii="Times New Roman" w:hAnsi="Times New Roman" w:cs="Times New Roman"/>
-        </w:rPr>
-      </w:pPr>
-      <w:proofErr w:type="spellStart"/>
-      <w:proofErr w:type="gramStart"/>
-      <w:r>
-        <w:rPr>
-          <w:rFonts w:ascii="Times New Roman" w:hAnsi="Times New Roman" w:cs="Times New Roman"/>
-        </w:rPr>
-        <w:t>fprintf</w:t>
-      </w:r>
-      <w:proofErr w:type="spellEnd"/>
-      <w:r>
-        <w:rPr>
-          <w:rFonts w:ascii="Times New Roman" w:hAnsi="Times New Roman" w:cs="Times New Roman"/>
-        </w:rPr>
-        <w:t>(</w:t>
-      </w:r>
-      <w:proofErr w:type="gramEnd"/>
-      <w:r>
-        <w:rPr>
-          <w:rFonts w:ascii="Times New Roman" w:hAnsi="Times New Roman" w:cs="Times New Roman"/>
-        </w:rPr>
-        <w:t>'Carrier Frequency = %.2f Hz\</w:t>
-      </w:r>
-      <w:proofErr w:type="spellStart"/>
-      <w:r>
-        <w:rPr>
-          <w:rFonts w:ascii="Times New Roman" w:hAnsi="Times New Roman" w:cs="Times New Roman"/>
-        </w:rPr>
-        <w:t>n</w:t>
-      </w:r>
-      <w:proofErr w:type="gramStart"/>
-      <w:r>
-        <w:rPr>
-          <w:rFonts w:ascii="Times New Roman" w:hAnsi="Times New Roman" w:cs="Times New Roman"/>
-        </w:rPr>
-        <w:t>',fc</w:t>
-      </w:r>
-      <w:proofErr w:type="spellEnd"/>
-      <w:proofErr w:type="gramEnd"/>
-      <w:r>
-        <w:rPr>
-          <w:rFonts w:ascii="Times New Roman" w:hAnsi="Times New Roman" w:cs="Times New Roman"/>
-        </w:rPr>
-        <w:t>);</w:t>
-      </w:r>
-    </w:p>
-    <w:p>
-      <w:pPr>
-        <w:ind w:left="48"/>
-        <w:rPr>
-          <w:rFonts w:ascii="Times New Roman" w:hAnsi="Times New Roman" w:cs="Times New Roman"/>
-        </w:rPr>
-      </w:pPr>
-      <w:proofErr w:type="spellStart"/>
-      <w:proofErr w:type="gramStart"/>
-      <w:r>
-        <w:rPr>
-          <w:rFonts w:ascii="Times New Roman" w:hAnsi="Times New Roman" w:cs="Times New Roman"/>
-        </w:rPr>
-        <w:t>fprintf</w:t>
-      </w:r>
-      <w:proofErr w:type="spellEnd"/>
-      <w:r>
-        <w:rPr>
-          <w:rFonts w:ascii="Times New Roman" w:hAnsi="Times New Roman" w:cs="Times New Roman"/>
-        </w:rPr>
-        <w:t>(</w:t>
-      </w:r>
-      <w:proofErr w:type="gramEnd"/>
-      <w:r>
-        <w:rPr>
-          <w:rFonts w:ascii="Times New Roman" w:hAnsi="Times New Roman" w:cs="Times New Roman"/>
-        </w:rPr>
-        <w:t>'Modulation Index = %.2f\</w:t>
-      </w:r>
-      <w:proofErr w:type="spellStart"/>
-      <w:r>
-        <w:rPr>
-          <w:rFonts w:ascii="Times New Roman" w:hAnsi="Times New Roman" w:cs="Times New Roman"/>
-        </w:rPr>
-        <w:t>n</w:t>
-      </w:r>
-      <w:proofErr w:type="gramStart"/>
-      <w:r>
-        <w:rPr>
-          <w:rFonts w:ascii="Times New Roman" w:hAnsi="Times New Roman" w:cs="Times New Roman"/>
-        </w:rPr>
-        <w:t>',mu</w:t>
-      </w:r>
-      <w:proofErr w:type="spellEnd"/>
-      <w:proofErr w:type="gramEnd"/>
-      <w:r>
-        <w:rPr>
-          <w:rFonts w:ascii="Times New Roman" w:hAnsi="Times New Roman" w:cs="Times New Roman"/>
-        </w:rPr>
-        <w:t>);</w:t>
-      </w:r>
-    </w:p>
-    <w:p>
-      <w:pPr>
-        <w:ind w:left="48"/>
-        <w:rPr>
-          <w:rFonts w:ascii="Times New Roman" w:hAnsi="Times New Roman" w:cs="Times New Roman"/>
-        </w:rPr>
-      </w:pPr>
-      <w:proofErr w:type="spellStart"/>
-      <w:proofErr w:type="gramStart"/>
-      <w:r>
-        <w:rPr>
-          <w:rFonts w:ascii="Times New Roman" w:hAnsi="Times New Roman" w:cs="Times New Roman"/>
-        </w:rPr>
-        <w:t>fprintf</w:t>
-      </w:r>
-      <w:proofErr w:type="spellEnd"/>
-      <w:r>
-        <w:rPr>
-          <w:rFonts w:ascii="Times New Roman" w:hAnsi="Times New Roman" w:cs="Times New Roman"/>
-        </w:rPr>
-        <w:t>(</w:t>
-      </w:r>
-      <w:proofErr w:type="gramEnd"/>
-      <w:r>
-        <w:rPr>
-          <w:rFonts w:ascii="Times New Roman" w:hAnsi="Times New Roman" w:cs="Times New Roman"/>
-        </w:rPr>
-        <w:t>'Input SNR = %.2f dB\n</w:t>
-      </w:r>
-      <w:proofErr w:type="gramStart"/>
-      <w:r>
-        <w:rPr>
-          <w:rFonts w:ascii="Times New Roman" w:hAnsi="Times New Roman" w:cs="Times New Roman"/>
-        </w:rPr>
-        <w:t>',</w:t>
-      </w:r>
-      <w:proofErr w:type="spellStart"/>
-      <w:r>
-        <w:rPr>
-          <w:rFonts w:ascii="Times New Roman" w:hAnsi="Times New Roman" w:cs="Times New Roman"/>
-        </w:rPr>
-        <w:t>SNR</w:t>
-      </w:r>
-      <w:proofErr w:type="gramEnd"/>
-      <w:r>
-        <w:rPr>
-          <w:rFonts w:ascii="Times New Roman" w:hAnsi="Times New Roman" w:cs="Times New Roman"/>
-        </w:rPr>
-        <w:t>_dB</w:t>
-      </w:r>
-      <w:proofErr w:type="spellEnd"/>
-      <w:r>
-        <w:rPr>
-          <w:rFonts w:ascii="Times New Roman" w:hAnsi="Times New Roman" w:cs="Times New Roman"/>
-        </w:rPr>
-        <w:t>);</w:t>
-      </w:r>
-    </w:p>
-    <w:p>
-      <w:pPr>
-        <w:ind w:left="48"/>
-        <w:rPr>
-          <w:rFonts w:ascii="Times New Roman" w:hAnsi="Times New Roman" w:cs="Times New Roman"/>
-        </w:rPr>
-      </w:pPr>
-    </w:p>
-    <w:p>
-      <w:pPr>
-        <w:ind w:left="48"/>
-        <w:rPr>
-          <w:rFonts w:ascii="Times New Roman" w:hAnsi="Times New Roman" w:cs="Times New Roman"/>
-        </w:rPr>
-      </w:pPr>
-      <w:proofErr w:type="spellStart"/>
-      <w:proofErr w:type="gramStart"/>
-      <w:r>
-        <w:rPr>
-          <w:rFonts w:ascii="Times New Roman" w:hAnsi="Times New Roman" w:cs="Times New Roman"/>
-        </w:rPr>
-        <w:t>fprintf</w:t>
-      </w:r>
-      <w:proofErr w:type="spellEnd"/>
-      <w:r>
-        <w:rPr>
-          <w:rFonts w:ascii="Times New Roman" w:hAnsi="Times New Roman" w:cs="Times New Roman"/>
-        </w:rPr>
-        <w:t>(</w:t>
-      </w:r>
-      <w:proofErr w:type="gramEnd"/>
-      <w:r>
-        <w:rPr>
-          <w:rFonts w:ascii="Times New Roman" w:hAnsi="Times New Roman" w:cs="Times New Roman"/>
-        </w:rPr>
-        <w:t>'Output SNR = %.2f dB\n</w:t>
-      </w:r>
-      <w:proofErr w:type="gramStart"/>
-      <w:r>
-        <w:rPr>
-          <w:rFonts w:ascii="Times New Roman" w:hAnsi="Times New Roman" w:cs="Times New Roman"/>
-        </w:rPr>
-        <w:t>',</w:t>
-      </w:r>
-      <w:proofErr w:type="spellStart"/>
-      <w:r>
-        <w:rPr>
-          <w:rFonts w:ascii="Times New Roman" w:hAnsi="Times New Roman" w:cs="Times New Roman"/>
-        </w:rPr>
-        <w:t>output</w:t>
-      </w:r>
-      <w:proofErr w:type="gramEnd"/>
-      <w:r>
-        <w:rPr>
-          <w:rFonts w:ascii="Times New Roman" w:hAnsi="Times New Roman" w:cs="Times New Roman"/>
-        </w:rPr>
-        <w:t>_SNR</w:t>
-      </w:r>
-      <w:proofErr w:type="spellEnd"/>
-      <w:r>
-        <w:rPr>
-          <w:rFonts w:ascii="Times New Roman" w:hAnsi="Times New Roman" w:cs="Times New Roman"/>
-        </w:rPr>
-        <w:t>);</w:t>
-      </w:r>
-    </w:p>
-    <w:p>
-      <w:pPr>
-        <w:ind w:left="48"/>
-        <w:rPr>
-          <w:rFonts w:ascii="Times New Roman" w:hAnsi="Times New Roman" w:cs="Times New Roman"/>
-        </w:rPr>
-      </w:pPr>
-      <w:proofErr w:type="spellStart"/>
-      <w:proofErr w:type="gramStart"/>
-      <w:r>
-        <w:rPr>
-          <w:rFonts w:ascii="Times New Roman" w:hAnsi="Times New Roman" w:cs="Times New Roman"/>
-        </w:rPr>
-        <w:t>fprintf</w:t>
-      </w:r>
-      <w:proofErr w:type="spellEnd"/>
-      <w:r>
-        <w:rPr>
-          <w:rFonts w:ascii="Times New Roman" w:hAnsi="Times New Roman" w:cs="Times New Roman"/>
-        </w:rPr>
-        <w:t>(</w:t>
-      </w:r>
-      <w:proofErr w:type="gramEnd"/>
-      <w:r>
-        <w:rPr>
-          <w:rFonts w:ascii="Times New Roman" w:hAnsi="Times New Roman" w:cs="Times New Roman"/>
-        </w:rPr>
-        <w:t>'Mean Square Error = %.6f\</w:t>
-      </w:r>
-      <w:proofErr w:type="spellStart"/>
-      <w:r>
-        <w:rPr>
-          <w:rFonts w:ascii="Times New Roman" w:hAnsi="Times New Roman" w:cs="Times New Roman"/>
-        </w:rPr>
-        <w:t>n</w:t>
-      </w:r>
-      <w:proofErr w:type="gramStart"/>
-      <w:r>
-        <w:rPr>
-          <w:rFonts w:ascii="Times New Roman" w:hAnsi="Times New Roman" w:cs="Times New Roman"/>
-        </w:rPr>
-        <w:t>',MSE</w:t>
-      </w:r>
-      <w:proofErr w:type="spellEnd"/>
-      <w:proofErr w:type="gramEnd"/>
-      <w:r>
-        <w:rPr>
-          <w:rFonts w:ascii="Times New Roman" w:hAnsi="Times New Roman" w:cs="Times New Roman"/>
-        </w:rPr>
-        <w:t>);</w:t>
+      <w:r>
+        <w:rPr>
+          <w:rFonts w:ascii="Times New Roman" w:hAnsi="Times New Roman" w:cs="Times New Roman"/>
+        </w:rPr>
+        <w:t>fprintf('---------------------------------------\n');</w:t>
+      </w:r>
+    </w:p>
+    <w:p>
+      <w:pPr>
+        <w:ind w:left="48"/>
+        <w:rPr>
+          <w:rFonts w:ascii="Times New Roman" w:hAnsi="Times New Roman" w:cs="Times New Roman"/>
+        </w:rPr>
+      </w:pPr>
+      <w:r>
+        <w:rPr>
+          <w:rFonts w:ascii="Times New Roman" w:hAnsi="Times New Roman" w:cs="Times New Roman"/>
+        </w:rPr>
+        <w:t>fprintf('AM PERFORMANCE UNDER NOISY CHANNEL\n');</w:t>
+      </w:r>
+    </w:p>
+    <w:p>
+      <w:pPr>
+        <w:ind w:left="48"/>
+        <w:rPr>
+          <w:rFonts w:ascii="Times New Roman" w:hAnsi="Times New Roman" w:cs="Times New Roman"/>
+        </w:rPr>
+      </w:pPr>
+      <w:r>
+        <w:rPr>
+          <w:rFonts w:ascii="Times New Roman" w:hAnsi="Times New Roman" w:cs="Times New Roman"/>
+        </w:rPr>
+        <w:t>fprintf('---------------------------------------\n');</w:t>
+      </w:r>
+    </w:p>
+    <w:p>
+      <w:pPr>
+        <w:ind w:left="48"/>
+        <w:rPr>
+          <w:rFonts w:ascii="Times New Roman" w:hAnsi="Times New Roman" w:cs="Times New Roman"/>
+        </w:rPr>
+      </w:pPr>
+    </w:p>
+    <w:p>
+      <w:pPr>
+        <w:ind w:left="48"/>
+        <w:rPr>
+          <w:rFonts w:ascii="Times New Roman" w:hAnsi="Times New Roman" w:cs="Times New Roman"/>
+        </w:rPr>
+      </w:pPr>
+      <w:r>
+        <w:rPr>
+          <w:rFonts w:ascii="Times New Roman" w:hAnsi="Times New Roman" w:cs="Times New Roman"/>
+        </w:rPr>
+        <w:t>fprintf('Message Frequency = %.2f Hz\n',fm);</w:t>
+      </w:r>
+    </w:p>
+    <w:p>
+      <w:pPr>
+        <w:ind w:left="48"/>
+        <w:rPr>
+          <w:rFonts w:ascii="Times New Roman" w:hAnsi="Times New Roman" w:cs="Times New Roman"/>
+        </w:rPr>
+      </w:pPr>
+      <w:r>
+        <w:rPr>
+          <w:rFonts w:ascii="Times New Roman" w:hAnsi="Times New Roman" w:cs="Times New Roman"/>
+        </w:rPr>
+        <w:t>fprintf('Carrier Frequency = %.2f Hz\n',fc);</w:t>
+      </w:r>
+    </w:p>
+    <w:p>
+      <w:pPr>
+        <w:ind w:left="48"/>
+        <w:rPr>
+          <w:rFonts w:ascii="Times New Roman" w:hAnsi="Times New Roman" w:cs="Times New Roman"/>
+        </w:rPr>
+      </w:pPr>
+      <w:r>
+        <w:rPr>
+          <w:rFonts w:ascii="Times New Roman" w:hAnsi="Times New Roman" w:cs="Times New Roman"/>
+        </w:rPr>
+        <w:t>fprintf('Modulation Index = %.2f\n',mu);</w:t>
+      </w:r>
+    </w:p>
+    <w:p>
+      <w:pPr>
+        <w:ind w:left="48"/>
+        <w:rPr>
+          <w:rFonts w:ascii="Times New Roman" w:hAnsi="Times New Roman" w:cs="Times New Roman"/>
+        </w:rPr>
+      </w:pPr>
+      <w:r>
+        <w:rPr>
+          <w:rFonts w:ascii="Times New Roman" w:hAnsi="Times New Roman" w:cs="Times New Roman"/>
+        </w:rPr>
+        <w:t>fprintf('Input SNR = %.2f dB\n',SNR_dB);</w:t>
+      </w:r>
+    </w:p>
+    <w:p>
+      <w:pPr>
+        <w:ind w:left="48"/>
+        <w:rPr>
+          <w:rFonts w:ascii="Times New Roman" w:hAnsi="Times New Roman" w:cs="Times New Roman"/>
+        </w:rPr>
+      </w:pPr>
+    </w:p>
+    <w:p>
+      <w:pPr>
+        <w:ind w:left="48"/>
+        <w:rPr>
+          <w:rFonts w:ascii="Times New Roman" w:hAnsi="Times New Roman" w:cs="Times New Roman"/>
+        </w:rPr>
+      </w:pPr>
+      <w:r>
+        <w:rPr>
+          <w:rFonts w:ascii="Times New Roman" w:hAnsi="Times New Roman" w:cs="Times New Roman"/>
+        </w:rPr>
+        <w:t>fprintf('Output SNR = %.2f dB\n',output_SNR);</w:t>
+      </w:r>
+    </w:p>
+    <w:p>
+      <w:pPr>
+        <w:ind w:left="48"/>
+        <w:rPr>
+          <w:rFonts w:ascii="Times New Roman" w:hAnsi="Times New Roman" w:cs="Times New Roman"/>
+        </w:rPr>
+      </w:pPr>
+      <w:r>
+        <w:rPr>
+          <w:rFonts w:ascii="Times New Roman" w:hAnsi="Times New Roman" w:cs="Times New Roman"/>
+        </w:rPr>
+        <w:t>fprintf('Mean Square Error = %.6f\n',MSE);</w:t>
       </w:r>
     </w:p>
     <w:p>
@@ -1857,123 +1057,67 @@
           <w:rFonts w:ascii="Times New Roman" w:hAnsi="Times New Roman" w:cs="Times New Roman"/>
         </w:rPr>
       </w:pPr>
-      <w:proofErr w:type="gramStart"/>
-      <w:r>
-        <w:rPr>
-          <w:rFonts w:ascii="Times New Roman" w:hAnsi="Times New Roman" w:cs="Times New Roman"/>
-        </w:rPr>
-        <w:t>subplot(</w:t>
-      </w:r>
-      <w:proofErr w:type="gramEnd"/>
-      <w:r>
-        <w:rPr>
-          <w:rFonts w:ascii="Times New Roman" w:hAnsi="Times New Roman" w:cs="Times New Roman"/>
-        </w:rPr>
-        <w:t>4,1,1);</w:t>
-      </w:r>
-    </w:p>
-    <w:p>
-      <w:pPr>
-        <w:ind w:left="48"/>
-        <w:rPr>
-          <w:rFonts w:ascii="Times New Roman" w:hAnsi="Times New Roman" w:cs="Times New Roman"/>
-        </w:rPr>
-      </w:pPr>
-      <w:r>
-        <w:rPr>
-          <w:rFonts w:ascii="Times New Roman" w:hAnsi="Times New Roman" w:cs="Times New Roman"/>
-        </w:rPr>
-        <w:t>plot(</w:t>
-      </w:r>
-      <w:proofErr w:type="spellStart"/>
-      <w:proofErr w:type="gramStart"/>
-      <w:r>
-        <w:rPr>
-          <w:rFonts w:ascii="Times New Roman" w:hAnsi="Times New Roman" w:cs="Times New Roman"/>
-        </w:rPr>
-        <w:t>t,m</w:t>
-      </w:r>
-      <w:proofErr w:type="spellEnd"/>
-      <w:proofErr w:type="gramEnd"/>
-      <w:r>
-        <w:rPr>
-          <w:rFonts w:ascii="Times New Roman" w:hAnsi="Times New Roman" w:cs="Times New Roman"/>
-        </w:rPr>
-        <w:t>);</w:t>
-      </w:r>
-    </w:p>
-    <w:p>
-      <w:pPr>
-        <w:ind w:left="48"/>
-        <w:rPr>
-          <w:rFonts w:ascii="Times New Roman" w:hAnsi="Times New Roman" w:cs="Times New Roman"/>
-        </w:rPr>
-      </w:pPr>
-      <w:proofErr w:type="spellStart"/>
-      <w:proofErr w:type="gramStart"/>
-      <w:r>
-        <w:rPr>
-          <w:rFonts w:ascii="Times New Roman" w:hAnsi="Times New Roman" w:cs="Times New Roman"/>
-        </w:rPr>
-        <w:t>xlabel</w:t>
-      </w:r>
-      <w:proofErr w:type="spellEnd"/>
-      <w:r>
-        <w:rPr>
-          <w:rFonts w:ascii="Times New Roman" w:hAnsi="Times New Roman" w:cs="Times New Roman"/>
-        </w:rPr>
-        <w:t>(</w:t>
-      </w:r>
-      <w:proofErr w:type="gramEnd"/>
-      <w:r>
-        <w:rPr>
-          <w:rFonts w:ascii="Times New Roman" w:hAnsi="Times New Roman" w:cs="Times New Roman"/>
-        </w:rPr>
-        <w:t>'Time (s)');</w:t>
-      </w:r>
-    </w:p>
-    <w:p>
-      <w:pPr>
-        <w:ind w:left="48"/>
-        <w:rPr>
-          <w:rFonts w:ascii="Times New Roman" w:hAnsi="Times New Roman" w:cs="Times New Roman"/>
-        </w:rPr>
-      </w:pPr>
-      <w:proofErr w:type="spellStart"/>
-      <w:r>
-        <w:rPr>
-          <w:rFonts w:ascii="Times New Roman" w:hAnsi="Times New Roman" w:cs="Times New Roman"/>
-        </w:rPr>
-        <w:t>ylabel</w:t>
-      </w:r>
-      <w:proofErr w:type="spellEnd"/>
-      <w:r>
-        <w:rPr>
-          <w:rFonts w:ascii="Times New Roman" w:hAnsi="Times New Roman" w:cs="Times New Roman"/>
-        </w:rPr>
-        <w:t>('Amplitude');</w:t>
-      </w:r>
-    </w:p>
-    <w:p>
-      <w:pPr>
-        <w:ind w:left="48"/>
-        <w:rPr>
-          <w:rFonts w:ascii="Times New Roman" w:hAnsi="Times New Roman" w:cs="Times New Roman"/>
-        </w:rPr>
-      </w:pPr>
-      <w:proofErr w:type="gramStart"/>
-      <w:r>
-        <w:rPr>
-          <w:rFonts w:ascii="Times New Roman" w:hAnsi="Times New Roman" w:cs="Times New Roman"/>
-        </w:rPr>
-        <w:t>title(</w:t>
-      </w:r>
-      <w:proofErr w:type="gramEnd"/>
-      <w:r>
-        <w:rPr>
-          <w:rFonts w:ascii="Times New Roman" w:hAnsi="Times New Roman" w:cs="Times New Roman"/>
-        </w:rPr>
-        <w:t>'Original Message Signal');</w:t>
+      <w:r>
+        <w:rPr>
+          <w:rFonts w:ascii="Times New Roman" w:hAnsi="Times New Roman" w:cs="Times New Roman"/>
+        </w:rPr>
+        <w:t>subplot(4,1,1);</w:t>
+      </w:r>
+    </w:p>
+    <w:p>
+      <w:pPr>
+        <w:ind w:left="48"/>
+        <w:rPr>
+          <w:rFonts w:ascii="Times New Roman" w:hAnsi="Times New Roman" w:cs="Times New Roman"/>
+        </w:rPr>
+      </w:pPr>
+      <w:r>
+        <w:rPr>
+          <w:rFonts w:ascii="Times New Roman" w:hAnsi="Times New Roman" w:cs="Times New Roman"/>
+        </w:rPr>
+        <w:t>plot(t,m);</w:t>
+      </w:r>
+    </w:p>
+    <w:p>
+      <w:pPr>
+        <w:ind w:left="48"/>
+        <w:rPr>
+          <w:rFonts w:ascii="Times New Roman" w:hAnsi="Times New Roman" w:cs="Times New Roman"/>
+        </w:rPr>
+      </w:pPr>
+      <w:r>
+        <w:rPr>
+          <w:rFonts w:ascii="Times New Roman" w:hAnsi="Times New Roman" w:cs="Times New Roman"/>
+        </w:rPr>
+        <w:t>xlabel('Time (s)');</w:t>
+      </w:r>
+    </w:p>
+    <w:p>
+      <w:pPr>
+        <w:ind w:left="48"/>
+        <w:rPr>
+          <w:rFonts w:ascii="Times New Roman" w:hAnsi="Times New Roman" w:cs="Times New Roman"/>
+        </w:rPr>
+      </w:pPr>
+      <w:r>
+        <w:rPr>
+          <w:rFonts w:ascii="Times New Roman" w:hAnsi="Times New Roman" w:cs="Times New Roman"/>
+        </w:rPr>
+        <w:t>ylabel('Amplitude');</w:t>
+      </w:r>
+    </w:p>
+    <w:p>
+      <w:pPr>
+        <w:ind w:left="48"/>
+        <w:rPr>
+          <w:rFonts w:ascii="Times New Roman" w:hAnsi="Times New Roman" w:cs="Times New Roman"/>
+        </w:rPr>
+      </w:pPr>
+      <w:r>
+        <w:rPr>
+          <w:rFonts w:ascii="Times New Roman" w:hAnsi="Times New Roman" w:cs="Times New Roman"/>
+        </w:rPr>
+        <w:t>title('Original Message Signal');</w:t>
       </w:r>
     </w:p>
     <w:p>
@@ -2005,129 +1149,67 @@
           <w:rFonts w:ascii="Times New Roman" w:hAnsi="Times New Roman" w:cs="Times New Roman"/>
         </w:rPr>
       </w:pPr>
-      <w:proofErr w:type="gramStart"/>
-      <w:r>
-        <w:rPr>
-          <w:rFonts w:ascii="Times New Roman" w:hAnsi="Times New Roman" w:cs="Times New Roman"/>
-        </w:rPr>
-        <w:t>subplot(</w:t>
-      </w:r>
-      <w:proofErr w:type="gramEnd"/>
-      <w:r>
-        <w:rPr>
-          <w:rFonts w:ascii="Times New Roman" w:hAnsi="Times New Roman" w:cs="Times New Roman"/>
-        </w:rPr>
-        <w:t>4,1,2);</w:t>
-      </w:r>
-    </w:p>
-    <w:p>
-      <w:pPr>
-        <w:ind w:left="48"/>
-        <w:rPr>
-          <w:rFonts w:ascii="Times New Roman" w:hAnsi="Times New Roman" w:cs="Times New Roman"/>
-        </w:rPr>
-      </w:pPr>
-      <w:r>
-        <w:rPr>
-          <w:rFonts w:ascii="Times New Roman" w:hAnsi="Times New Roman" w:cs="Times New Roman"/>
-        </w:rPr>
-        <w:t>plot(</w:t>
-      </w:r>
-      <w:proofErr w:type="spellStart"/>
-      <w:proofErr w:type="gramStart"/>
-      <w:r>
-        <w:rPr>
-          <w:rFonts w:ascii="Times New Roman" w:hAnsi="Times New Roman" w:cs="Times New Roman"/>
-        </w:rPr>
-        <w:t>t,AM</w:t>
-      </w:r>
-      <w:proofErr w:type="gramEnd"/>
-      <w:r>
-        <w:rPr>
-          <w:rFonts w:ascii="Times New Roman" w:hAnsi="Times New Roman" w:cs="Times New Roman"/>
-        </w:rPr>
-        <w:t>_signal</w:t>
-      </w:r>
-      <w:proofErr w:type="spellEnd"/>
-      <w:r>
-        <w:rPr>
-          <w:rFonts w:ascii="Times New Roman" w:hAnsi="Times New Roman" w:cs="Times New Roman"/>
-        </w:rPr>
-        <w:t>);</w:t>
-      </w:r>
-    </w:p>
-    <w:p>
-      <w:pPr>
-        <w:ind w:left="48"/>
-        <w:rPr>
-          <w:rFonts w:ascii="Times New Roman" w:hAnsi="Times New Roman" w:cs="Times New Roman"/>
-        </w:rPr>
-      </w:pPr>
-      <w:proofErr w:type="spellStart"/>
-      <w:proofErr w:type="gramStart"/>
-      <w:r>
-        <w:rPr>
-          <w:rFonts w:ascii="Times New Roman" w:hAnsi="Times New Roman" w:cs="Times New Roman"/>
-        </w:rPr>
-        <w:t>xlabel</w:t>
-      </w:r>
-      <w:proofErr w:type="spellEnd"/>
-      <w:r>
-        <w:rPr>
-          <w:rFonts w:ascii="Times New Roman" w:hAnsi="Times New Roman" w:cs="Times New Roman"/>
-        </w:rPr>
-        <w:t>(</w:t>
-      </w:r>
-      <w:proofErr w:type="gramEnd"/>
-      <w:r>
-        <w:rPr>
-          <w:rFonts w:ascii="Times New Roman" w:hAnsi="Times New Roman" w:cs="Times New Roman"/>
-        </w:rPr>
-        <w:t>'Time (s)');</w:t>
-      </w:r>
-    </w:p>
-    <w:p>
-      <w:pPr>
-        <w:ind w:left="48"/>
-        <w:rPr>
-          <w:rFonts w:ascii="Times New Roman" w:hAnsi="Times New Roman" w:cs="Times New Roman"/>
-        </w:rPr>
-      </w:pPr>
-      <w:proofErr w:type="spellStart"/>
-      <w:r>
-        <w:rPr>
-          <w:rFonts w:ascii="Times New Roman" w:hAnsi="Times New Roman" w:cs="Times New Roman"/>
-        </w:rPr>
-        <w:t>ylabel</w:t>
-      </w:r>
-      <w:proofErr w:type="spellEnd"/>
-      <w:r>
-        <w:rPr>
-          <w:rFonts w:ascii="Times New Roman" w:hAnsi="Times New Roman" w:cs="Times New Roman"/>
-        </w:rPr>
-        <w:t>('Amplitude');</w:t>
-      </w:r>
-    </w:p>
-    <w:p>
-      <w:pPr>
-        <w:ind w:left="48"/>
-        <w:rPr>
-          <w:rFonts w:ascii="Times New Roman" w:hAnsi="Times New Roman" w:cs="Times New Roman"/>
-        </w:rPr>
-      </w:pPr>
-      <w:proofErr w:type="gramStart"/>
-      <w:r>
-        <w:rPr>
-          <w:rFonts w:ascii="Times New Roman" w:hAnsi="Times New Roman" w:cs="Times New Roman"/>
-        </w:rPr>
-        <w:t>title(</w:t>
-      </w:r>
-      <w:proofErr w:type="gramEnd"/>
-      <w:r>
-        <w:rPr>
-          <w:rFonts w:ascii="Times New Roman" w:hAnsi="Times New Roman" w:cs="Times New Roman"/>
-        </w:rPr>
-        <w:t>'Generated AM Signal');</w:t>
+      <w:r>
+        <w:rPr>
+          <w:rFonts w:ascii="Times New Roman" w:hAnsi="Times New Roman" w:cs="Times New Roman"/>
+        </w:rPr>
+        <w:t>subplot(4,1,2);</w:t>
+      </w:r>
+    </w:p>
+    <w:p>
+      <w:pPr>
+        <w:ind w:left="48"/>
+        <w:rPr>
+          <w:rFonts w:ascii="Times New Roman" w:hAnsi="Times New Roman" w:cs="Times New Roman"/>
+        </w:rPr>
+      </w:pPr>
+      <w:r>
+        <w:rPr>
+          <w:rFonts w:ascii="Times New Roman" w:hAnsi="Times New Roman" w:cs="Times New Roman"/>
+        </w:rPr>
+        <w:t>plot(t,AM_signal);</w:t>
+      </w:r>
+    </w:p>
+    <w:p>
+      <w:pPr>
+        <w:ind w:left="48"/>
+        <w:rPr>
+          <w:rFonts w:ascii="Times New Roman" w:hAnsi="Times New Roman" w:cs="Times New Roman"/>
+        </w:rPr>
+      </w:pPr>
+      <w:r>
+        <w:rPr>
+          <w:rFonts w:ascii="Times New Roman" w:hAnsi="Times New Roman" w:cs="Times New Roman"/>
+        </w:rPr>
+        <w:t>xlabel('Time (s)');</w:t>
+      </w:r>
+    </w:p>
+    <w:p>
+      <w:pPr>
+        <w:ind w:left="48"/>
+        <w:rPr>
+          <w:rFonts w:ascii="Times New Roman" w:hAnsi="Times New Roman" w:cs="Times New Roman"/>
+        </w:rPr>
+      </w:pPr>
+      <w:r>
+        <w:rPr>
+          <w:rFonts w:ascii="Times New Roman" w:hAnsi="Times New Roman" w:cs="Times New Roman"/>
+        </w:rPr>
+        <w:t>ylabel('Amplitude');</w:t>
+      </w:r>
+    </w:p>
+    <w:p>
+      <w:pPr>
+        <w:ind w:left="48"/>
+        <w:rPr>
+          <w:rFonts w:ascii="Times New Roman" w:hAnsi="Times New Roman" w:cs="Times New Roman"/>
+        </w:rPr>
+      </w:pPr>
+      <w:r>
+        <w:rPr>
+          <w:rFonts w:ascii="Times New Roman" w:hAnsi="Times New Roman" w:cs="Times New Roman"/>
+        </w:rPr>
+        <w:t>title('Generated AM Signal');</w:t>
       </w:r>
     </w:p>
     <w:p>
@@ -2151,167 +1233,89 @@
           <w:rFonts w:ascii="Times New Roman" w:hAnsi="Times New Roman" w:cs="Times New Roman"/>
         </w:rPr>
       </w:pPr>
-      <w:proofErr w:type="spellStart"/>
-      <w:proofErr w:type="gramStart"/>
-      <w:r>
-        <w:rPr>
-          <w:rFonts w:ascii="Times New Roman" w:hAnsi="Times New Roman" w:cs="Times New Roman"/>
-        </w:rPr>
-        <w:t>xlim</w:t>
-      </w:r>
-      <w:proofErr w:type="spellEnd"/>
-      <w:r>
-        <w:rPr>
-          <w:rFonts w:ascii="Times New Roman" w:hAnsi="Times New Roman" w:cs="Times New Roman"/>
-        </w:rPr>
-        <w:t>(</w:t>
-      </w:r>
-      <w:proofErr w:type="gramEnd"/>
-      <w:r>
-        <w:rPr>
-          <w:rFonts w:ascii="Times New Roman" w:hAnsi="Times New Roman" w:cs="Times New Roman"/>
-        </w:rPr>
-        <w:t>[0 0.003]);</w:t>
-      </w:r>
-    </w:p>
-    <w:p>
-      <w:pPr>
-        <w:ind w:left="48"/>
-        <w:rPr>
-          <w:rFonts w:ascii="Times New Roman" w:hAnsi="Times New Roman" w:cs="Times New Roman"/>
-        </w:rPr>
-      </w:pPr>
-    </w:p>
-    <w:p>
-      <w:pPr>
-        <w:ind w:left="48"/>
-        <w:rPr>
-          <w:rFonts w:ascii="Times New Roman" w:hAnsi="Times New Roman" w:cs="Times New Roman"/>
-        </w:rPr>
-      </w:pPr>
-      <w:proofErr w:type="gramStart"/>
-      <w:r>
-        <w:rPr>
-          <w:rFonts w:ascii="Times New Roman" w:hAnsi="Times New Roman" w:cs="Times New Roman"/>
-        </w:rPr>
-        <w:t>subplot(</w:t>
-      </w:r>
-      <w:proofErr w:type="gramEnd"/>
-      <w:r>
-        <w:rPr>
-          <w:rFonts w:ascii="Times New Roman" w:hAnsi="Times New Roman" w:cs="Times New Roman"/>
-        </w:rPr>
-        <w:t>4,1,3);</w:t>
-      </w:r>
-    </w:p>
-    <w:p>
-      <w:pPr>
-        <w:ind w:left="48"/>
-        <w:rPr>
-          <w:rFonts w:ascii="Times New Roman" w:hAnsi="Times New Roman" w:cs="Times New Roman"/>
-        </w:rPr>
-      </w:pPr>
-      <w:r>
-        <w:rPr>
-          <w:rFonts w:ascii="Times New Roman" w:hAnsi="Times New Roman" w:cs="Times New Roman"/>
-        </w:rPr>
-        <w:t>plot(</w:t>
-      </w:r>
-      <w:proofErr w:type="spellStart"/>
-      <w:proofErr w:type="gramStart"/>
-      <w:r>
-        <w:rPr>
-          <w:rFonts w:ascii="Times New Roman" w:hAnsi="Times New Roman" w:cs="Times New Roman"/>
-        </w:rPr>
-        <w:t>t,noisy</w:t>
-      </w:r>
-      <w:proofErr w:type="gramEnd"/>
-      <w:r>
-        <w:rPr>
-          <w:rFonts w:ascii="Times New Roman" w:hAnsi="Times New Roman" w:cs="Times New Roman"/>
-        </w:rPr>
-        <w:t>_signal</w:t>
-      </w:r>
-      <w:proofErr w:type="spellEnd"/>
-      <w:r>
-        <w:rPr>
-          <w:rFonts w:ascii="Times New Roman" w:hAnsi="Times New Roman" w:cs="Times New Roman"/>
-        </w:rPr>
-        <w:t>);</w:t>
-      </w:r>
-    </w:p>
-    <w:p>
-      <w:pPr>
-        <w:ind w:left="48"/>
-        <w:rPr>
-          <w:rFonts w:ascii="Times New Roman" w:hAnsi="Times New Roman" w:cs="Times New Roman"/>
-        </w:rPr>
-      </w:pPr>
-      <w:proofErr w:type="spellStart"/>
-      <w:proofErr w:type="gramStart"/>
-      <w:r>
-        <w:rPr>
-          <w:rFonts w:ascii="Times New Roman" w:hAnsi="Times New Roman" w:cs="Times New Roman"/>
-        </w:rPr>
-        <w:t>xlabel</w:t>
-      </w:r>
-      <w:proofErr w:type="spellEnd"/>
-      <w:r>
-        <w:rPr>
-          <w:rFonts w:ascii="Times New Roman" w:hAnsi="Times New Roman" w:cs="Times New Roman"/>
-        </w:rPr>
-        <w:t>(</w:t>
-      </w:r>
-      <w:proofErr w:type="gramEnd"/>
-      <w:r>
-        <w:rPr>
-          <w:rFonts w:ascii="Times New Roman" w:hAnsi="Times New Roman" w:cs="Times New Roman"/>
-        </w:rPr>
-        <w:t>'Time (s)');</w:t>
-      </w:r>
-    </w:p>
-    <w:p>
-      <w:pPr>
-        <w:ind w:left="48"/>
-        <w:rPr>
-          <w:rFonts w:ascii="Times New Roman" w:hAnsi="Times New Roman" w:cs="Times New Roman"/>
-        </w:rPr>
-      </w:pPr>
-      <w:proofErr w:type="spellStart"/>
-      <w:r>
-        <w:rPr>
-          <w:rFonts w:ascii="Times New Roman" w:hAnsi="Times New Roman" w:cs="Times New Roman"/>
-        </w:rPr>
-        <w:t>ylabel</w:t>
-      </w:r>
-      <w:proofErr w:type="spellEnd"/>
-      <w:r>
-        <w:rPr>
-          <w:rFonts w:ascii="Times New Roman" w:hAnsi="Times New Roman" w:cs="Times New Roman"/>
-        </w:rPr>
-        <w:t>('Amplitude');</w:t>
-      </w:r>
-    </w:p>
-    <w:p>
-      <w:pPr>
-        <w:ind w:left="48"/>
-        <w:rPr>
-          <w:rFonts w:ascii="Times New Roman" w:hAnsi="Times New Roman" w:cs="Times New Roman"/>
-        </w:rPr>
-      </w:pPr>
-      <w:proofErr w:type="gramStart"/>
-      <w:r>
-        <w:rPr>
-          <w:rFonts w:ascii="Times New Roman" w:hAnsi="Times New Roman" w:cs="Times New Roman"/>
-        </w:rPr>
-        <w:t>title(</w:t>
-      </w:r>
-      <w:proofErr w:type="gramEnd"/>
-      <w:r>
-        <w:rPr>
-          <w:rFonts w:ascii="Times New Roman" w:hAnsi="Times New Roman" w:cs="Times New Roman"/>
-        </w:rPr>
-        <w:t>'AM Signal with Noise');</w:t>
+      <w:r>
+        <w:rPr>
+          <w:rFonts w:ascii="Times New Roman" w:hAnsi="Times New Roman" w:cs="Times New Roman"/>
+        </w:rPr>
+        <w:t>xlim([0 0.003]);</w:t>
+      </w:r>
+    </w:p>
+    <w:p>
+      <w:pPr>
+        <w:ind w:left="48"/>
+        <w:rPr>
+          <w:rFonts w:ascii="Times New Roman" w:hAnsi="Times New Roman" w:cs="Times New Roman"/>
+        </w:rPr>
+      </w:pPr>
+    </w:p>
+    <w:p>
+      <w:pPr>
+        <w:ind w:left="48"/>
+        <w:rPr>
+          <w:rFonts w:ascii="Times New Roman" w:hAnsi="Times New Roman" w:cs="Times New Roman"/>
+        </w:rPr>
+      </w:pPr>
+      <w:r>
+        <w:rPr>
+          <w:rFonts w:ascii="Times New Roman" w:hAnsi="Times New Roman" w:cs="Times New Roman"/>
+        </w:rPr>
+        <w:t>subplot(4,1,3);</w:t>
+      </w:r>
+    </w:p>
+    <w:p>
+      <w:pPr>
+        <w:ind w:left="48"/>
+        <w:rPr>
+          <w:rFonts w:ascii="Times New Roman" w:hAnsi="Times New Roman" w:cs="Times New Roman"/>
+        </w:rPr>
+      </w:pPr>
+      <w:r>
+        <w:rPr>
+          <w:rFonts w:ascii="Times New Roman" w:hAnsi="Times New Roman" w:cs="Times New Roman"/>
+        </w:rPr>
+        <w:t>plot(t,noisy_signal);</w:t>
+      </w:r>
+    </w:p>
+    <w:p>
+      <w:pPr>
+        <w:ind w:left="48"/>
+        <w:rPr>
+          <w:rFonts w:ascii="Times New Roman" w:hAnsi="Times New Roman" w:cs="Times New Roman"/>
+        </w:rPr>
+      </w:pPr>
+      <w:r>
+        <w:rPr>
+          <w:rFonts w:ascii="Times New Roman" w:hAnsi="Times New Roman" w:cs="Times New Roman"/>
+        </w:rPr>
+        <w:t>xlabel('Time (s)');</w:t>
+      </w:r>
+    </w:p>
+    <w:p>
+      <w:pPr>
+        <w:ind w:left="48"/>
+        <w:rPr>
+          <w:rFonts w:ascii="Times New Roman" w:hAnsi="Times New Roman" w:cs="Times New Roman"/>
+        </w:rPr>
+      </w:pPr>
+      <w:r>
+        <w:rPr>
+          <w:rFonts w:ascii="Times New Roman" w:hAnsi="Times New Roman" w:cs="Times New Roman"/>
+        </w:rPr>
+        <w:t>ylabel('Amplitude');</w:t>
+      </w:r>
+    </w:p>
+    <w:p>
+      <w:pPr>
+        <w:ind w:left="48"/>
+        <w:rPr>
+          <w:rFonts w:ascii="Times New Roman" w:hAnsi="Times New Roman" w:cs="Times New Roman"/>
+        </w:rPr>
+      </w:pPr>
+      <w:r>
+        <w:rPr>
+          <w:rFonts w:ascii="Times New Roman" w:hAnsi="Times New Roman" w:cs="Times New Roman"/>
+        </w:rPr>
+        <w:t>title('AM Signal with Noise');</w:t>
       </w:r>
     </w:p>
     <w:p>
@@ -2335,57 +1339,33 @@
           <w:rFonts w:ascii="Times New Roman" w:hAnsi="Times New Roman" w:cs="Times New Roman"/>
         </w:rPr>
       </w:pPr>
-      <w:proofErr w:type="spellStart"/>
-      <w:proofErr w:type="gramStart"/>
-      <w:r>
-        <w:rPr>
-          <w:rFonts w:ascii="Times New Roman" w:hAnsi="Times New Roman" w:cs="Times New Roman"/>
-        </w:rPr>
-        <w:t>xlim</w:t>
-      </w:r>
-      <w:proofErr w:type="spellEnd"/>
-      <w:r>
-        <w:rPr>
-          <w:rFonts w:ascii="Times New Roman" w:hAnsi="Times New Roman" w:cs="Times New Roman"/>
-        </w:rPr>
-        <w:t>(</w:t>
-      </w:r>
-      <w:proofErr w:type="gramEnd"/>
-      <w:r>
-        <w:rPr>
-          <w:rFonts w:ascii="Times New Roman" w:hAnsi="Times New Roman" w:cs="Times New Roman"/>
-        </w:rPr>
-        <w:t>[0 0.003]);</w:t>
-      </w:r>
-    </w:p>
-    <w:p>
-      <w:pPr>
-        <w:ind w:left="48"/>
-        <w:rPr>
-          <w:rFonts w:ascii="Times New Roman" w:hAnsi="Times New Roman" w:cs="Times New Roman"/>
-        </w:rPr>
-      </w:pPr>
-    </w:p>
-    <w:p>
-      <w:pPr>
-        <w:ind w:left="48"/>
-        <w:rPr>
-          <w:rFonts w:ascii="Times New Roman" w:hAnsi="Times New Roman" w:cs="Times New Roman"/>
-        </w:rPr>
-      </w:pPr>
-      <w:proofErr w:type="gramStart"/>
-      <w:r>
-        <w:rPr>
-          <w:rFonts w:ascii="Times New Roman" w:hAnsi="Times New Roman" w:cs="Times New Roman"/>
-        </w:rPr>
-        <w:t>subplot(</w:t>
-      </w:r>
-      <w:proofErr w:type="gramEnd"/>
-      <w:r>
-        <w:rPr>
-          <w:rFonts w:ascii="Times New Roman" w:hAnsi="Times New Roman" w:cs="Times New Roman"/>
-        </w:rPr>
-        <w:t>4,1,4);</w:t>
+      <w:r>
+        <w:rPr>
+          <w:rFonts w:ascii="Times New Roman" w:hAnsi="Times New Roman" w:cs="Times New Roman"/>
+        </w:rPr>
+        <w:t>xlim([0 0.003]);</w:t>
+      </w:r>
+    </w:p>
+    <w:p>
+      <w:pPr>
+        <w:ind w:left="48"/>
+        <w:rPr>
+          <w:rFonts w:ascii="Times New Roman" w:hAnsi="Times New Roman" w:cs="Times New Roman"/>
+        </w:rPr>
+      </w:pPr>
+    </w:p>
+    <w:p>
+      <w:pPr>
+        <w:ind w:left="48"/>
+        <w:rPr>
+          <w:rFonts w:ascii="Times New Roman" w:hAnsi="Times New Roman" w:cs="Times New Roman"/>
+        </w:rPr>
+      </w:pPr>
+      <w:r>
+        <w:rPr>
+          <w:rFonts w:ascii="Times New Roman" w:hAnsi="Times New Roman" w:cs="Times New Roman"/>
+        </w:rPr>
+        <w:t>subplot(4,1,4);</w:t>
       </w:r>
     </w:p>
     <w:p>
@@ -2400,97 +1380,49 @@
           <w:rFonts w:ascii="Times New Roman" w:hAnsi="Times New Roman" w:cs="Times New Roman"/>
         </w:rPr>
         <w:lastRenderedPageBreak/>
-        <w:t>plot(</w:t>
-      </w:r>
-      <w:proofErr w:type="spellStart"/>
-      <w:proofErr w:type="gramStart"/>
-      <w:r>
-        <w:rPr>
-          <w:rFonts w:ascii="Times New Roman" w:hAnsi="Times New Roman" w:cs="Times New Roman"/>
-        </w:rPr>
-        <w:t>t,recovered</w:t>
-      </w:r>
-      <w:proofErr w:type="spellEnd"/>
-      <w:proofErr w:type="gramEnd"/>
-      <w:r>
-        <w:rPr>
-          <w:rFonts w:ascii="Times New Roman" w:hAnsi="Times New Roman" w:cs="Times New Roman"/>
-        </w:rPr>
-        <w:t>);</w:t>
-      </w:r>
-    </w:p>
-    <w:p>
-      <w:pPr>
-        <w:ind w:left="48"/>
-        <w:rPr>
-          <w:rFonts w:ascii="Times New Roman" w:hAnsi="Times New Roman" w:cs="Times New Roman"/>
-        </w:rPr>
-      </w:pPr>
-      <w:proofErr w:type="spellStart"/>
-      <w:proofErr w:type="gramStart"/>
-      <w:r>
-        <w:rPr>
-          <w:rFonts w:ascii="Times New Roman" w:hAnsi="Times New Roman" w:cs="Times New Roman"/>
-        </w:rPr>
-        <w:t>xlabel</w:t>
-      </w:r>
-      <w:proofErr w:type="spellEnd"/>
-      <w:r>
-        <w:rPr>
-          <w:rFonts w:ascii="Times New Roman" w:hAnsi="Times New Roman" w:cs="Times New Roman"/>
-        </w:rPr>
-        <w:t>(</w:t>
-      </w:r>
-      <w:proofErr w:type="gramEnd"/>
-      <w:r>
-        <w:rPr>
-          <w:rFonts w:ascii="Times New Roman" w:hAnsi="Times New Roman" w:cs="Times New Roman"/>
-        </w:rPr>
-        <w:t>'Time (s)');</w:t>
-      </w:r>
-    </w:p>
-    <w:p>
-      <w:pPr>
-        <w:ind w:left="48"/>
-        <w:rPr>
-          <w:rFonts w:ascii="Times New Roman" w:hAnsi="Times New Roman" w:cs="Times New Roman"/>
-        </w:rPr>
-      </w:pPr>
-      <w:proofErr w:type="spellStart"/>
-      <w:r>
-        <w:rPr>
-          <w:rFonts w:ascii="Times New Roman" w:hAnsi="Times New Roman" w:cs="Times New Roman"/>
-        </w:rPr>
-        <w:t>ylabel</w:t>
-      </w:r>
-      <w:proofErr w:type="spellEnd"/>
-      <w:r>
-        <w:rPr>
-          <w:rFonts w:ascii="Times New Roman" w:hAnsi="Times New Roman" w:cs="Times New Roman"/>
-        </w:rPr>
-        <w:t>('Amplitude');</w:t>
-      </w:r>
-    </w:p>
-    <w:p>
-      <w:pPr>
-        <w:ind w:left="48"/>
-        <w:rPr>
-          <w:rFonts w:ascii="Times New Roman" w:hAnsi="Times New Roman" w:cs="Times New Roman"/>
-        </w:rPr>
-      </w:pPr>
-      <w:proofErr w:type="gramStart"/>
-      <w:r>
-        <w:rPr>
-          <w:rFonts w:ascii="Times New Roman" w:hAnsi="Times New Roman" w:cs="Times New Roman"/>
-        </w:rPr>
-        <w:t>title(</w:t>
-      </w:r>
-      <w:proofErr w:type="gramEnd"/>
-      <w:r>
-        <w:rPr>
-          <w:rFonts w:ascii="Times New Roman" w:hAnsi="Times New Roman" w:cs="Times New Roman"/>
-        </w:rPr>
-        <w:t>'Recovered Message Signal');</w:t>
+        <w:t>plot(t,recovered);</w:t>
+      </w:r>
+    </w:p>
+    <w:p>
+      <w:pPr>
+        <w:ind w:left="48"/>
+        <w:rPr>
+          <w:rFonts w:ascii="Times New Roman" w:hAnsi="Times New Roman" w:cs="Times New Roman"/>
+        </w:rPr>
+      </w:pPr>
+      <w:r>
+        <w:rPr>
+          <w:rFonts w:ascii="Times New Roman" w:hAnsi="Times New Roman" w:cs="Times New Roman"/>
+        </w:rPr>
+        <w:t>xlabel('Time (s)');</w:t>
+      </w:r>
+    </w:p>
+    <w:p>
+      <w:pPr>
+        <w:ind w:left="48"/>
+        <w:rPr>
+          <w:rFonts w:ascii="Times New Roman" w:hAnsi="Times New Roman" w:cs="Times New Roman"/>
+        </w:rPr>
+      </w:pPr>
+      <w:r>
+        <w:rPr>
+          <w:rFonts w:ascii="Times New Roman" w:hAnsi="Times New Roman" w:cs="Times New Roman"/>
+        </w:rPr>
+        <w:t>ylabel('Amplitude');</w:t>
+      </w:r>
+    </w:p>
+    <w:p>
+      <w:pPr>
+        <w:ind w:left="48"/>
+        <w:rPr>
+          <w:rFonts w:ascii="Times New Roman" w:hAnsi="Times New Roman" w:cs="Times New Roman"/>
+        </w:rPr>
+      </w:pPr>
+      <w:r>
+        <w:rPr>
+          <w:rFonts w:ascii="Times New Roman" w:hAnsi="Times New Roman" w:cs="Times New Roman"/>
+        </w:rPr>
+        <w:t>title('Recovered Message Signal');</w:t>
       </w:r>
     </w:p>
     <w:p>
@@ -2529,8 +1461,59 @@
     <w:p>
       <w:pPr>
         <w:ind w:left="48"/>
-      </w:pPr>
-      <w:r>
+        <w:rPr>
+          <w:rFonts w:ascii="Times New Roman" w:hAnsi="Times New Roman" w:cs="Times New Roman"/>
+        </w:rPr>
+      </w:pPr>
+      <w:r>
+        <w:rPr>
+          <w:rFonts w:ascii="Times New Roman" w:hAnsi="Times New Roman" w:cs="Times New Roman"/>
+        </w:rPr>
+        <w:drawing>
+          <wp:inline distT="0" distB="0" distL="0" distR="0" wp14:anchorId="5838B119" wp14:editId="47E56A42">
+            <wp:extent cx="4730750" cy="2609548"/>
+            <wp:effectExtent l="0" t="0" r="0" b="635"/>
+            <wp:docPr id="1811865614" name="Picture 1" descr="The diagram shows a time-series comparison of original message signal, generated AM signal, and recovered message signal, each with their respective amplitude values.&#10;&#10;AI-generated content may be incorrect."/>
+            <wp:cNvGraphicFramePr>
+              <a:graphicFrameLocks xmlns:a="http://schemas.openxmlformats.org/drawingml/2006/main" noChangeAspect="1"/>
+            </wp:cNvGraphicFramePr>
+            <a:graphic xmlns:a="http://schemas.openxmlformats.org/drawingml/2006/main">
+              <a:graphicData uri="http://schemas.openxmlformats.org/drawingml/2006/picture">
+                <pic:pic xmlns:pic="http://schemas.openxmlformats.org/drawingml/2006/picture">
+                  <pic:nvPicPr>
+                    <pic:cNvPr id="1811865614" name="Picture 1" descr="The diagram shows a time-series comparison of original message signal, generated AM signal, and recovered message signal, each with their respective amplitude values.&#10;&#10;AI-generated content may be incorrect."/>
+                    <pic:cNvPicPr/>
+                  </pic:nvPicPr>
+                  <pic:blipFill>
+                    <a:blip r:embed="rId5"/>
+                    <a:stretch>
+                      <a:fillRect/>
+                    </a:stretch>
+                  </pic:blipFill>
+                  <pic:spPr>
+                    <a:xfrm>
+                      <a:off x="0" y="0"/>
+                      <a:ext cx="4748843" cy="2619528"/>
+                    </a:xfrm>
+                    <a:prstGeom prst="rect">
+                      <a:avLst/>
+                    </a:prstGeom>
+                  </pic:spPr>
+                </pic:pic>
+              </a:graphicData>
+            </a:graphic>
+          </wp:inline>
+        </w:drawing>
+      </w:r>
+    </w:p>
+    <w:p>
+      <w:pPr>
+        <w:ind w:left="48"/>
+      </w:pPr>
+      <w:r>
+        <w:rPr>
+          <w:noProof/>
+        </w:rPr>
         <w:drawing>
           <wp:inline distT="0" distB="0" distL="0" distR="0" wp14:anchorId="5116AFA7" wp14:editId="03BC3DE4">
             <wp:extent cx="5958840" cy="3726180"/>
@@ -2547,7 +1530,7 @@
                     <pic:cNvPicPr/>
                   </pic:nvPicPr>
                   <pic:blipFill>
-                    <a:blip r:embed="rId5"/>
+                    <a:blip r:embed="rId6"/>
                     <a:stretch>
                       <a:fillRect/>
                     </a:stretch>
